--- a/klagomål/A 13505-2026 FSC-klagomål.docx
+++ b/klagomål/A 13505-2026 FSC-klagomål.docx
@@ -651,7 +651,7 @@
     <w:r>
       <w:tab/>
       <w:tab/>
-      <w:t>2026-06-15</w:t>
+      <w:t>2026-06-16</w:t>
       <w:br/>
       <w:br/>
     </w:r>

--- a/klagomål/A 13505-2026 FSC-klagomål.docx
+++ b/klagomål/A 13505-2026 FSC-klagomål.docx
@@ -651,7 +651,7 @@
     <w:r>
       <w:tab/>
       <w:tab/>
-      <w:t>2026-06-16</w:t>
+      <w:t>2026-06-17</w:t>
       <w:br/>
       <w:br/>
     </w:r>

--- a/klagomål/A 13505-2026 FSC-klagomål.docx
+++ b/klagomål/A 13505-2026 FSC-klagomål.docx
@@ -1,6 +1,6 @@
 
 <file path=word/document.xml><?xml version="1.0" encoding="utf-8"?>
-<w:document xmlns:wpc="http://schemas.microsoft.com/office/word/2010/wordprocessingCanvas" xmlns:cx="http://schemas.microsoft.com/office/drawing/2014/chartex" xmlns:cx1="http://schemas.microsoft.com/office/drawing/2015/9/8/chartex" xmlns:cx2="http://schemas.microsoft.com/office/drawing/2015/10/21/chartex" xmlns:cx3="http://schemas.microsoft.com/office/drawing/2016/5/9/chartex" xmlns:cx4="http://schemas.microsoft.com/office/drawing/2016/5/10/chartex" xmlns:cx5="http://schemas.microsoft.com/office/drawing/2016/5/11/chartex" xmlns:cx6="http://schemas.microsoft.com/office/drawing/2016/5/12/chartex" xmlns:cx7="http://schemas.microsoft.com/office/drawing/2016/5/13/chartex" xmlns:cx8="http://schemas.microsoft.com/office/drawing/2016/5/14/chartex" xmlns:mc="http://schemas.openxmlformats.org/markup-compatibility/2006" xmlns:aink="http://schemas.microsoft.com/office/drawing/2016/ink" xmlns:am3d="http://schemas.microsoft.com/office/drawing/2017/model3d" xmlns:o="urn:schemas-microsoft-com:office:office" xmlns:oel="http://schemas.microsoft.com/office/2019/extlst" xmlns:r="http://schemas.openxmlformats.org/officeDocument/2006/relationships" xmlns:m="http://schemas.openxmlformats.org/officeDocument/2006/math" xmlns:v="urn:schemas-microsoft-com:vml" xmlns:wp14="http://schemas.microsoft.com/office/word/2010/wordprocessingDrawing" xmlns:wp="http://schemas.openxmlformats.org/drawingml/2006/wordprocessingDrawing" xmlns:w10="urn:schemas-microsoft-com:office:word" xmlns:w="http://schemas.openxmlformats.org/wordprocessingml/2006/main" xmlns:w14="http://schemas.microsoft.com/office/word/2010/wordml" xmlns:w15="http://schemas.microsoft.com/office/word/2012/wordml" xmlns:w16cex="http://schemas.microsoft.com/office/word/2018/wordml/cex" xmlns:w16cid="http://schemas.microsoft.com/office/word/2016/wordml/cid" xmlns:w16="http://schemas.microsoft.com/office/word/2018/wordml" xmlns:w16sdtdh="http://schemas.microsoft.com/office/word/2020/wordml/sdtdatahash" xmlns:w16se="http://schemas.microsoft.com/office/word/2015/wordml/symex" xmlns:wpg="http://schemas.microsoft.com/office/word/2010/wordprocessingGroup" xmlns:wpi="http://schemas.microsoft.com/office/word/2010/wordprocessingInk" xmlns:wne="http://schemas.microsoft.com/office/word/2006/wordml" xmlns:wps="http://schemas.microsoft.com/office/word/2010/wordprocessingShape" mc:Ignorable="w14 w15 w16se w16cid w16 w16cex w16sdtdh wp14">
+<w:document xmlns:wpc="http://schemas.microsoft.com/office/word/2010/wordprocessingCanvas" xmlns:cx="http://schemas.microsoft.com/office/drawing/2014/chartex" xmlns:cx1="http://schemas.microsoft.com/office/drawing/2015/9/8/chartex" xmlns:cx2="http://schemas.microsoft.com/office/drawing/2015/10/21/chartex" xmlns:cx3="http://schemas.microsoft.com/office/drawing/2016/5/9/chartex" xmlns:cx4="http://schemas.microsoft.com/office/drawing/2016/5/10/chartex" xmlns:cx5="http://schemas.microsoft.com/office/drawing/2016/5/11/chartex" xmlns:cx6="http://schemas.microsoft.com/office/drawing/2016/5/12/chartex" xmlns:cx7="http://schemas.microsoft.com/office/drawing/2016/5/13/chartex" xmlns:cx8="http://schemas.microsoft.com/office/drawing/2016/5/14/chartex" xmlns:mc="http://schemas.openxmlformats.org/markup-compatibility/2006" xmlns:aink="http://schemas.microsoft.com/office/drawing/2016/ink" xmlns:am3d="http://schemas.microsoft.com/office/drawing/2017/model3d" xmlns:o="urn:schemas-microsoft-com:office:office" xmlns:oel="http://schemas.microsoft.com/office/2019/extlst" xmlns:r="http://schemas.openxmlformats.org/officeDocument/2006/relationships" xmlns:m="http://schemas.openxmlformats.org/officeDocument/2006/math" xmlns:v="urn:schemas-microsoft-com:vml" xmlns:wp14="http://schemas.microsoft.com/office/word/2010/wordprocessingDrawing" xmlns:wp="http://schemas.openxmlformats.org/drawingml/2006/wordprocessingDrawing" xmlns:w10="urn:schemas-microsoft-com:office:word" xmlns:w="http://schemas.openxmlformats.org/wordprocessingml/2006/main" xmlns:w14="http://schemas.microsoft.com/office/word/2010/wordml" xmlns:w15="http://schemas.microsoft.com/office/word/2012/wordml" xmlns:w16cex="http://schemas.microsoft.com/office/word/2018/wordml/cex" xmlns:w16cid="http://schemas.microsoft.com/office/word/2016/wordml/cid" xmlns:w16="http://schemas.microsoft.com/office/word/2018/wordml" xmlns:w16du="http://schemas.microsoft.com/office/word/2023/wordml/word16du" xmlns:w16sdtdh="http://schemas.microsoft.com/office/word/2020/wordml/sdtdatahash" xmlns:w16sdtfl="http://schemas.microsoft.com/office/word/2024/wordml/sdtformatlock" xmlns:w16se="http://schemas.microsoft.com/office/word/2015/wordml/symex" xmlns:wpg="http://schemas.microsoft.com/office/word/2010/wordprocessingGroup" xmlns:wpi="http://schemas.microsoft.com/office/word/2010/wordprocessingInk" xmlns:wne="http://schemas.microsoft.com/office/word/2006/wordml" xmlns:wps="http://schemas.microsoft.com/office/word/2010/wordprocessingShape" mc:Ignorable="w14 w15 w16se w16cid w16 w16cex w16sdtdh w16sdtfl w16du wp14">
   <w:body>
     <w:p>
       <w:r>
@@ -163,17 +163,17 @@
         <w:pStyle w:val="Title"/>
       </w:pPr>
       <w:r>
-        <w:t>Inledande FSC- /PEFC-klagomål – information om höga naturvärden i avverkningsanmälan A 13505-2026 i Hudiksvalls kommun</w:t>
+        <w:t>Inledande FSC- /PEFC-klagomål – information om höga naturvärden och fridlysta arter i avverkningsanmälan A 13505-2026 i Hudiksvalls kommun</w:t>
       </w:r>
     </w:p>
     <w:p>
       <w:r>
-        <w:t>Detta dokument behandlar höga naturvärden i avverkningsanmälan A 13505-2026 i Hudiksvalls kommun. Denna avverkningsanmälan inkom 2026-03-13 14:19:36 och omfattar 11,7 ha.</w:t>
+        <w:t>Detta dokument behandlar höga naturvärden i avverkningsanmälan A 13505-2026 i Hudiksvalls kommun som inkom 2026-03-13 och omfattar 11,7 ha.</w:t>
       </w:r>
     </w:p>
     <w:p>
       <w:r>
-        <w:t>Nedan presenteras fynd av naturvårdsarter som gjorts i det avverkningsanmälda området, samt relevanta utdrag ur standarderna för FSC, Chain of Custody, Controlled Wood och PEFC.</w:t>
+        <w:t>Nedan presenteras fynd av naturvårdsarter och fridlysta arter som gjorts i det avverkningsanmälda området, samt relevanta utdrag ur standarderna för FSC, Chain of Custody, Controlled Wood och PEFC.</w:t>
       </w:r>
     </w:p>
     <w:p>
@@ -191,12 +191,15 @@
     </w:p>
     <w:p>
       <w:r>
-        <w:t>I avverkningsanmälan har följande 1 naturvårdsarter hittats: skogsalm (CR). Av dessa är 1 rödlistade. För rödlistade arter har rödlistekategorin angivits inom parentes.</w:t>
+        <w:t>I och inom 10 meter från avverkningsanmälan har följande 8 naturvårdsarter hittats: skogsalm (EN), skogssvingel (NT, T), strutbräken (S, T), tibast (S, T), ögonpyrola (S, T), blåsippa (T, §9), lopplummer (aggregat) (§9) och revlummer (§9). Av dessa är 2 rödlistade. För rödlistade arter har rödlistekategorin angivits inom parentes. Arter som är signalarter enligt Skogsstyrelsen har markerats med (S). Typiska arter inom Natura 2000 som är kopplade till skogsekosystem har markerats med (T). För fridlysta arter anges även paragrafen i Artskyddsförordningen som arten är fridlyst enligt.</w:t>
       </w:r>
     </w:p>
     <w:p>
       <w:r>
-        <w:t>De påträffade naturvårdsarterna är ett tydligt kvitto på att detta rör sig om en skog med höga naturvärden. I Figur 1 visas en karta över det avverkningsanmälda området, där samtliga fyndplatser för naturvårdsarter som finns registrerade på Artportalen har markerats.</w:t>
+        <w:t>De påträffade naturvårdsarterna är ett tydligt kvitto på att det rör sig om en skog med höga naturvärden.</w:t>
+      </w:r>
+      <w:r>
+        <w:t xml:space="preserve"> I Figur 1 visas fyndplatser för naturvårdsarter i området, som finns registrerade på Artportalen.</w:t>
       </w:r>
     </w:p>
     <w:p>
@@ -206,7 +209,7 @@
       <w:r>
         <w:drawing>
           <wp:inline xmlns:a="http://schemas.openxmlformats.org/drawingml/2006/main" xmlns:pic="http://schemas.openxmlformats.org/drawingml/2006/picture">
-            <wp:extent cx="5486400" cy="4851372"/>
+            <wp:extent cx="5486400" cy="4561550"/>
             <wp:docPr id="1" name="Picture 1"/>
             <wp:cNvGraphicFramePr>
               <a:graphicFrameLocks noChangeAspect="1"/>
@@ -227,7 +230,7 @@
                   <pic:spPr>
                     <a:xfrm>
                       <a:off x="0" y="0"/>
-                      <a:ext cx="5486400" cy="4851372"/>
+                      <a:ext cx="5486400" cy="4561550"/>
                     </a:xfrm>
                     <a:prstGeom prst="rect"/>
                   </pic:spPr>
@@ -241,9 +244,173 @@
     <w:p>
       <w:pPr>
         <w:pStyle w:val="Caption"/>
+        <w:spacing w:after="240"/>
       </w:pPr>
       <w:r>
-        <w:t>Figur 1. Fyndplatser för naturvårdsarter i det avverkningsanmälda området (röd linje). Markörer utan svart kant är placerade på fyndplatsen. Markörer med svart kant är placerade vid sidan av fyndplatsen och har ett svart streck som visar fyndplatsens exakta position. Kartans mittpunktskoordinat är N 6855649, E 573289 i SWEREF 99 TM.</w:t>
+        <w:t>Figur 1. Fyndplatser för naturvårdsarter i och inom 10 meter från avverkningsanmälan (röd linje). Markörer utan svart kant är placerade på fyndplatsen. Markörer med svart kant är placerade vid sidan av fyndplatsen och har ett svart streck som visar fyndplatsens exakta position. Kartans mittpunktskoordinat är N 6855649, E 573289 i SWEREF 99 TM.</w:t>
+      </w:r>
+    </w:p>
+    <w:p>
+      <w:pPr>
+        <w:pStyle w:val="Heading2"/>
+      </w:pPr>
+      <w:r>
+        <w:t>Fridlysta arter</w:t>
+      </w:r>
+    </w:p>
+    <w:p>
+      <w:r>
+        <w:t>Följande fridlysta arter har sina livsmiljöer och växtplatser i den avverkningsanmälda skogen: blåsippa (T, §9), lopplummer (aggregat) (§9) och revlummer (§9).</w:t>
+      </w:r>
+    </w:p>
+    <w:p>
+      <w:r>
+        <w:rPr>
+          <w:b/>
+        </w:rPr>
+        <w:t>Blåsippa (§9)</w:t>
+      </w:r>
+      <w:r>
+        <w:t xml:space="preserve"> är typisk art för </w:t>
+      </w:r>
+      <w:r>
+        <w:rPr>
+          <w:i/>
+        </w:rPr>
+        <w:t>9050 Näringsrik granskog, 9020 Nordlig ädellövskog</w:t>
+      </w:r>
+      <w:r>
+        <w:t xml:space="preserve"> och </w:t>
+      </w:r>
+      <w:r>
+        <w:rPr>
+          <w:i/>
+        </w:rPr>
+        <w:t>8240 Karsthällmarker</w:t>
+      </w:r>
+      <w:r>
+        <w:t xml:space="preserve"> (SLU Artdatabanken, 2025).</w:t>
+      </w:r>
+    </w:p>
+    <w:p>
+      <w:pPr>
+        <w:pStyle w:val="Heading2"/>
+      </w:pPr>
+      <w:r>
+        <w:t>Övriga naturvårdsarter</w:t>
+      </w:r>
+    </w:p>
+    <w:p>
+      <w:r>
+        <w:rPr>
+          <w:b/>
+        </w:rPr>
+        <w:t xml:space="preserve">Skogssvingel (NT) </w:t>
+      </w:r>
+      <w:r>
+        <w:t xml:space="preserve">är ett sällsynt och exklusivt lundgräs som växer i bokskog, granskog och ädellövskog. Den hittas framför allt i gamla naturskogar med långvarig kontinuitet och hög luftfuktighet. Samtliga förekomster har idag reliktkaraktär och är troligen mycket gamla och arten är placerad högst upp i Skogsstyrelsens värdepyramid för bedömning av skog med höga naturvärden. Arten är mycket känslig för skogsbruk och samtliga lokaler bör skyddas. Skogssvingel är typisk art för </w:t>
+      </w:r>
+      <w:r>
+        <w:rPr>
+          <w:i/>
+        </w:rPr>
+        <w:t xml:space="preserve">9020 Nordlig ädellövskog </w:t>
+      </w:r>
+      <w:r>
+        <w:t xml:space="preserve">och </w:t>
+      </w:r>
+      <w:r>
+        <w:rPr>
+          <w:i/>
+        </w:rPr>
+        <w:t>9180 Ädellövskog i branter</w:t>
+      </w:r>
+      <w:r>
+        <w:rPr>
+          <w:b/>
+        </w:rPr>
+        <w:t xml:space="preserve"> </w:t>
+      </w:r>
+      <w:r>
+        <w:t>(SLU Artdatabanken, 2024; Nitare &amp; Skogsstyrelsen, 2019).</w:t>
+      </w:r>
+    </w:p>
+    <w:p>
+      <w:r>
+        <w:rPr>
+          <w:b/>
+        </w:rPr>
+        <w:t xml:space="preserve">Strutbräken </w:t>
+      </w:r>
+      <w:r>
+        <w:t xml:space="preserve">är normalt en mycket bra och tydlig signalart som visar på flera olika fuktiga biotoper med rörligt markvatten som nästan alltid har höga naturvärden. Den växer på skuggiga, fuktiga, näringsrika mullmarker längs bäckdalar, åar, älvar, översilade sluttningar med högörtsgranskog och svämlövskogar med kortvarigt översvämmade sedimentplan. Växtplatserna har ytligt rörligt markvatten och konstant hög luftfuktighet. Arten är känslig för avverkning och dikning.Strutbräken är typisk art för </w:t>
+      </w:r>
+      <w:r>
+        <w:rPr>
+          <w:i/>
+        </w:rPr>
+        <w:t xml:space="preserve">9050 Näringsrik granskog, 9080 Lövsumpskog, 9750 Svämlövskog, 9760 Svämädellövskog </w:t>
+      </w:r>
+      <w:r>
+        <w:t>och</w:t>
+      </w:r>
+      <w:r>
+        <w:rPr>
+          <w:i/>
+        </w:rPr>
+        <w:t xml:space="preserve"> 6430 Högörtängar</w:t>
+      </w:r>
+      <w:r>
+        <w:t xml:space="preserve"> (Nitare &amp; Skogsstyrelsen, 2019; SLU Artdatabanken, 2025).</w:t>
+      </w:r>
+    </w:p>
+    <w:p>
+      <w:r>
+        <w:rPr>
+          <w:b/>
+        </w:rPr>
+        <w:t>Tibast</w:t>
+      </w:r>
+      <w:r>
+        <w:t xml:space="preserve"> är en kalkgynnad buske som växer på mullrik, frisk eller svagt fuktig mark, exempelvis i gamla kalkgranskogar, lövträdslundar, varma källpåverkade sluttningar och exklusiva biotoper kopplade till vattendrag. Förekomster i gammal skog visar på höga naturvärden och bör alltid noteras i samband med naturvärdesinventeringar. Tibast är typisk art för </w:t>
+      </w:r>
+      <w:r>
+        <w:rPr>
+          <w:i/>
+        </w:rPr>
+        <w:t>9050 Näringsrik granskog</w:t>
+      </w:r>
+      <w:r>
+        <w:t xml:space="preserve"> och värdväxt för de två fjärilsarterna större tibastmal och brun tibastmal (CR) (SLU Artdatabanken, 2024; Nitare &amp; Skogsstyrelsen, 2019).</w:t>
+      </w:r>
+    </w:p>
+    <w:p>
+      <w:r>
+        <w:rPr>
+          <w:b/>
+        </w:rPr>
+        <w:t xml:space="preserve">Ögonpyrola </w:t>
+      </w:r>
+      <w:r>
+        <w:t xml:space="preserve">är normalt en bra signalart som visar på områden med höga naturvärden och stabila förhållanden, särskilt inom näringsfattiga trakter. Växten är mycket känslig för markskador och försvinner snabbt efter slutavverkning. Den hotas också av skogsgödsling och markavvattning. Ögonpyrola är typisk art för </w:t>
+      </w:r>
+      <w:r>
+        <w:rPr>
+          <w:i/>
+        </w:rPr>
+        <w:t>9010 Taiga</w:t>
+      </w:r>
+      <w:r>
+        <w:t xml:space="preserve"> och</w:t>
+      </w:r>
+      <w:r>
+        <w:rPr>
+          <w:i/>
+        </w:rPr>
+        <w:t xml:space="preserve"> 9070 Trädklädd betesmark</w:t>
+      </w:r>
+      <w:r>
+        <w:t xml:space="preserve"> (Nitare &amp; Skogsstyrelsen, 2019; SLU Artdatabanken, 2024).</w:t>
       </w:r>
     </w:p>
     <w:p>
@@ -336,7 +503,7 @@
         <w:rPr>
           <w:i/>
         </w:rPr>
-        <w:t>I det avverkningsanmälda skogsområdet har 1 naturvårdsarter varav 1 rödlistade arter sina livsmiljöer och växtplatser.</w:t>
+        <w:t>I det avverkningsanmälda skogsområdet har 8 naturvårdsarter varav 2 rödlistade arter sina livsmiljöer och växtplatser.</w:t>
       </w:r>
     </w:p>
     <w:p>
@@ -541,7 +708,7 @@
 </file>
 
 <file path=word/endnotes.xml><?xml version="1.0" encoding="utf-8"?>
-<w:endnotes xmlns:wpc="http://schemas.microsoft.com/office/word/2010/wordprocessingCanvas" xmlns:cx="http://schemas.microsoft.com/office/drawing/2014/chartex" xmlns:cx1="http://schemas.microsoft.com/office/drawing/2015/9/8/chartex" xmlns:cx2="http://schemas.microsoft.com/office/drawing/2015/10/21/chartex" xmlns:cx3="http://schemas.microsoft.com/office/drawing/2016/5/9/chartex" xmlns:cx4="http://schemas.microsoft.com/office/drawing/2016/5/10/chartex" xmlns:cx5="http://schemas.microsoft.com/office/drawing/2016/5/11/chartex" xmlns:cx6="http://schemas.microsoft.com/office/drawing/2016/5/12/chartex" xmlns:cx7="http://schemas.microsoft.com/office/drawing/2016/5/13/chartex" xmlns:cx8="http://schemas.microsoft.com/office/drawing/2016/5/14/chartex" xmlns:mc="http://schemas.openxmlformats.org/markup-compatibility/2006" xmlns:aink="http://schemas.microsoft.com/office/drawing/2016/ink" xmlns:am3d="http://schemas.microsoft.com/office/drawing/2017/model3d" xmlns:o="urn:schemas-microsoft-com:office:office" xmlns:oel="http://schemas.microsoft.com/office/2019/extlst" xmlns:r="http://schemas.openxmlformats.org/officeDocument/2006/relationships" xmlns:m="http://schemas.openxmlformats.org/officeDocument/2006/math" xmlns:v="urn:schemas-microsoft-com:vml" xmlns:wp14="http://schemas.microsoft.com/office/word/2010/wordprocessingDrawing" xmlns:wp="http://schemas.openxmlformats.org/drawingml/2006/wordprocessingDrawing" xmlns:w10="urn:schemas-microsoft-com:office:word" xmlns:w="http://schemas.openxmlformats.org/wordprocessingml/2006/main" xmlns:w14="http://schemas.microsoft.com/office/word/2010/wordml" xmlns:w15="http://schemas.microsoft.com/office/word/2012/wordml" xmlns:w16cex="http://schemas.microsoft.com/office/word/2018/wordml/cex" xmlns:w16cid="http://schemas.microsoft.com/office/word/2016/wordml/cid" xmlns:w16="http://schemas.microsoft.com/office/word/2018/wordml" xmlns:w16sdtdh="http://schemas.microsoft.com/office/word/2020/wordml/sdtdatahash" xmlns:w16se="http://schemas.microsoft.com/office/word/2015/wordml/symex" xmlns:wpg="http://schemas.microsoft.com/office/word/2010/wordprocessingGroup" xmlns:wpi="http://schemas.microsoft.com/office/word/2010/wordprocessingInk" xmlns:wne="http://schemas.microsoft.com/office/word/2006/wordml" xmlns:wps="http://schemas.microsoft.com/office/word/2010/wordprocessingShape" mc:Ignorable="w14 w15 w16se w16cid w16 w16cex w16sdtdh wp14">
+<w:endnotes xmlns:wpc="http://schemas.microsoft.com/office/word/2010/wordprocessingCanvas" xmlns:cx="http://schemas.microsoft.com/office/drawing/2014/chartex" xmlns:cx1="http://schemas.microsoft.com/office/drawing/2015/9/8/chartex" xmlns:cx2="http://schemas.microsoft.com/office/drawing/2015/10/21/chartex" xmlns:cx3="http://schemas.microsoft.com/office/drawing/2016/5/9/chartex" xmlns:cx4="http://schemas.microsoft.com/office/drawing/2016/5/10/chartex" xmlns:cx5="http://schemas.microsoft.com/office/drawing/2016/5/11/chartex" xmlns:cx6="http://schemas.microsoft.com/office/drawing/2016/5/12/chartex" xmlns:cx7="http://schemas.microsoft.com/office/drawing/2016/5/13/chartex" xmlns:cx8="http://schemas.microsoft.com/office/drawing/2016/5/14/chartex" xmlns:mc="http://schemas.openxmlformats.org/markup-compatibility/2006" xmlns:aink="http://schemas.microsoft.com/office/drawing/2016/ink" xmlns:am3d="http://schemas.microsoft.com/office/drawing/2017/model3d" xmlns:o="urn:schemas-microsoft-com:office:office" xmlns:oel="http://schemas.microsoft.com/office/2019/extlst" xmlns:r="http://schemas.openxmlformats.org/officeDocument/2006/relationships" xmlns:m="http://schemas.openxmlformats.org/officeDocument/2006/math" xmlns:v="urn:schemas-microsoft-com:vml" xmlns:wp14="http://schemas.microsoft.com/office/word/2010/wordprocessingDrawing" xmlns:wp="http://schemas.openxmlformats.org/drawingml/2006/wordprocessingDrawing" xmlns:w10="urn:schemas-microsoft-com:office:word" xmlns:w="http://schemas.openxmlformats.org/wordprocessingml/2006/main" xmlns:w14="http://schemas.microsoft.com/office/word/2010/wordml" xmlns:w15="http://schemas.microsoft.com/office/word/2012/wordml" xmlns:w16cex="http://schemas.microsoft.com/office/word/2018/wordml/cex" xmlns:w16cid="http://schemas.microsoft.com/office/word/2016/wordml/cid" xmlns:w16="http://schemas.microsoft.com/office/word/2018/wordml" xmlns:w16du="http://schemas.microsoft.com/office/word/2023/wordml/word16du" xmlns:w16sdtdh="http://schemas.microsoft.com/office/word/2020/wordml/sdtdatahash" xmlns:w16sdtfl="http://schemas.microsoft.com/office/word/2024/wordml/sdtformatlock" xmlns:w16se="http://schemas.microsoft.com/office/word/2015/wordml/symex" xmlns:wpg="http://schemas.microsoft.com/office/word/2010/wordprocessingGroup" xmlns:wpi="http://schemas.microsoft.com/office/word/2010/wordprocessingInk" xmlns:wne="http://schemas.microsoft.com/office/word/2006/wordml" xmlns:wps="http://schemas.microsoft.com/office/word/2010/wordprocessingShape" mc:Ignorable="w14 w15 w16se w16cid w16 w16cex w16sdtdh w16sdtfl w16du wp14">
   <w:endnote w:type="separator" w:id="-1">
     <w:p>
       <w:pPr>
@@ -566,7 +733,7 @@
 </file>
 
 <file path=word/footer1.xml><?xml version="1.0" encoding="utf-8"?>
-<w:ftr xmlns:wpc="http://schemas.microsoft.com/office/word/2010/wordprocessingCanvas" xmlns:cx="http://schemas.microsoft.com/office/drawing/2014/chartex" xmlns:cx1="http://schemas.microsoft.com/office/drawing/2015/9/8/chartex" xmlns:cx2="http://schemas.microsoft.com/office/drawing/2015/10/21/chartex" xmlns:cx3="http://schemas.microsoft.com/office/drawing/2016/5/9/chartex" xmlns:cx4="http://schemas.microsoft.com/office/drawing/2016/5/10/chartex" xmlns:cx5="http://schemas.microsoft.com/office/drawing/2016/5/11/chartex" xmlns:cx6="http://schemas.microsoft.com/office/drawing/2016/5/12/chartex" xmlns:cx7="http://schemas.microsoft.com/office/drawing/2016/5/13/chartex" xmlns:cx8="http://schemas.microsoft.com/office/drawing/2016/5/14/chartex" xmlns:mc="http://schemas.openxmlformats.org/markup-compatibility/2006" xmlns:aink="http://schemas.microsoft.com/office/drawing/2016/ink" xmlns:am3d="http://schemas.microsoft.com/office/drawing/2017/model3d" xmlns:o="urn:schemas-microsoft-com:office:office" xmlns:oel="http://schemas.microsoft.com/office/2019/extlst" xmlns:r="http://schemas.openxmlformats.org/officeDocument/2006/relationships" xmlns:m="http://schemas.openxmlformats.org/officeDocument/2006/math" xmlns:v="urn:schemas-microsoft-com:vml" xmlns:wp14="http://schemas.microsoft.com/office/word/2010/wordprocessingDrawing" xmlns:wp="http://schemas.openxmlformats.org/drawingml/2006/wordprocessingDrawing" xmlns:w10="urn:schemas-microsoft-com:office:word" xmlns:w="http://schemas.openxmlformats.org/wordprocessingml/2006/main" xmlns:w14="http://schemas.microsoft.com/office/word/2010/wordml" xmlns:w15="http://schemas.microsoft.com/office/word/2012/wordml" xmlns:w16cex="http://schemas.microsoft.com/office/word/2018/wordml/cex" xmlns:w16cid="http://schemas.microsoft.com/office/word/2016/wordml/cid" xmlns:w16="http://schemas.microsoft.com/office/word/2018/wordml" xmlns:w16sdtdh="http://schemas.microsoft.com/office/word/2020/wordml/sdtdatahash" xmlns:w16se="http://schemas.microsoft.com/office/word/2015/wordml/symex" xmlns:wpg="http://schemas.microsoft.com/office/word/2010/wordprocessingGroup" xmlns:wpi="http://schemas.microsoft.com/office/word/2010/wordprocessingInk" xmlns:wne="http://schemas.microsoft.com/office/word/2006/wordml" xmlns:wps="http://schemas.microsoft.com/office/word/2010/wordprocessingShape" mc:Ignorable="w14 w15 w16se w16cid w16 w16cex w16sdtdh wp14">
+<w:ftr xmlns:wpc="http://schemas.microsoft.com/office/word/2010/wordprocessingCanvas" xmlns:cx="http://schemas.microsoft.com/office/drawing/2014/chartex" xmlns:cx1="http://schemas.microsoft.com/office/drawing/2015/9/8/chartex" xmlns:cx2="http://schemas.microsoft.com/office/drawing/2015/10/21/chartex" xmlns:cx3="http://schemas.microsoft.com/office/drawing/2016/5/9/chartex" xmlns:cx4="http://schemas.microsoft.com/office/drawing/2016/5/10/chartex" xmlns:cx5="http://schemas.microsoft.com/office/drawing/2016/5/11/chartex" xmlns:cx6="http://schemas.microsoft.com/office/drawing/2016/5/12/chartex" xmlns:cx7="http://schemas.microsoft.com/office/drawing/2016/5/13/chartex" xmlns:cx8="http://schemas.microsoft.com/office/drawing/2016/5/14/chartex" xmlns:mc="http://schemas.openxmlformats.org/markup-compatibility/2006" xmlns:aink="http://schemas.microsoft.com/office/drawing/2016/ink" xmlns:am3d="http://schemas.microsoft.com/office/drawing/2017/model3d" xmlns:o="urn:schemas-microsoft-com:office:office" xmlns:oel="http://schemas.microsoft.com/office/2019/extlst" xmlns:r="http://schemas.openxmlformats.org/officeDocument/2006/relationships" xmlns:m="http://schemas.openxmlformats.org/officeDocument/2006/math" xmlns:v="urn:schemas-microsoft-com:vml" xmlns:wp14="http://schemas.microsoft.com/office/word/2010/wordprocessingDrawing" xmlns:wp="http://schemas.openxmlformats.org/drawingml/2006/wordprocessingDrawing" xmlns:w10="urn:schemas-microsoft-com:office:word" xmlns:w="http://schemas.openxmlformats.org/wordprocessingml/2006/main" xmlns:w14="http://schemas.microsoft.com/office/word/2010/wordml" xmlns:w15="http://schemas.microsoft.com/office/word/2012/wordml" xmlns:w16cex="http://schemas.microsoft.com/office/word/2018/wordml/cex" xmlns:w16cid="http://schemas.microsoft.com/office/word/2016/wordml/cid" xmlns:w16="http://schemas.microsoft.com/office/word/2018/wordml" xmlns:w16du="http://schemas.microsoft.com/office/word/2023/wordml/word16du" xmlns:w16sdtdh="http://schemas.microsoft.com/office/word/2020/wordml/sdtdatahash" xmlns:w16sdtfl="http://schemas.microsoft.com/office/word/2024/wordml/sdtformatlock" xmlns:w16se="http://schemas.microsoft.com/office/word/2015/wordml/symex" xmlns:wpg="http://schemas.microsoft.com/office/word/2010/wordprocessingGroup" xmlns:wpi="http://schemas.microsoft.com/office/word/2010/wordprocessingInk" xmlns:wne="http://schemas.microsoft.com/office/word/2006/wordml" xmlns:wps="http://schemas.microsoft.com/office/word/2010/wordprocessingShape" mc:Ignorable="w14 w15 w16se w16cid w16 w16cex w16sdtdh w16sdtfl w16du wp14">
   <w:p>
     <w:pPr>
       <w:pStyle w:val="Footer"/>
@@ -576,7 +743,7 @@
 </file>
 
 <file path=word/footer2.xml><?xml version="1.0" encoding="utf-8"?>
-<w:ftr xmlns:wpc="http://schemas.microsoft.com/office/word/2010/wordprocessingCanvas" xmlns:cx="http://schemas.microsoft.com/office/drawing/2014/chartex" xmlns:cx1="http://schemas.microsoft.com/office/drawing/2015/9/8/chartex" xmlns:cx2="http://schemas.microsoft.com/office/drawing/2015/10/21/chartex" xmlns:cx3="http://schemas.microsoft.com/office/drawing/2016/5/9/chartex" xmlns:cx4="http://schemas.microsoft.com/office/drawing/2016/5/10/chartex" xmlns:cx5="http://schemas.microsoft.com/office/drawing/2016/5/11/chartex" xmlns:cx6="http://schemas.microsoft.com/office/drawing/2016/5/12/chartex" xmlns:cx7="http://schemas.microsoft.com/office/drawing/2016/5/13/chartex" xmlns:cx8="http://schemas.microsoft.com/office/drawing/2016/5/14/chartex" xmlns:mc="http://schemas.openxmlformats.org/markup-compatibility/2006" xmlns:aink="http://schemas.microsoft.com/office/drawing/2016/ink" xmlns:am3d="http://schemas.microsoft.com/office/drawing/2017/model3d" xmlns:o="urn:schemas-microsoft-com:office:office" xmlns:oel="http://schemas.microsoft.com/office/2019/extlst" xmlns:r="http://schemas.openxmlformats.org/officeDocument/2006/relationships" xmlns:m="http://schemas.openxmlformats.org/officeDocument/2006/math" xmlns:v="urn:schemas-microsoft-com:vml" xmlns:wp14="http://schemas.microsoft.com/office/word/2010/wordprocessingDrawing" xmlns:wp="http://schemas.openxmlformats.org/drawingml/2006/wordprocessingDrawing" xmlns:w10="urn:schemas-microsoft-com:office:word" xmlns:w="http://schemas.openxmlformats.org/wordprocessingml/2006/main" xmlns:w14="http://schemas.microsoft.com/office/word/2010/wordml" xmlns:w15="http://schemas.microsoft.com/office/word/2012/wordml" xmlns:w16cex="http://schemas.microsoft.com/office/word/2018/wordml/cex" xmlns:w16cid="http://schemas.microsoft.com/office/word/2016/wordml/cid" xmlns:w16="http://schemas.microsoft.com/office/word/2018/wordml" xmlns:w16sdtdh="http://schemas.microsoft.com/office/word/2020/wordml/sdtdatahash" xmlns:w16se="http://schemas.microsoft.com/office/word/2015/wordml/symex" xmlns:wpg="http://schemas.microsoft.com/office/word/2010/wordprocessingGroup" xmlns:wpi="http://schemas.microsoft.com/office/word/2010/wordprocessingInk" xmlns:wne="http://schemas.microsoft.com/office/word/2006/wordml" xmlns:wps="http://schemas.microsoft.com/office/word/2010/wordprocessingShape" mc:Ignorable="w14 w15 w16se w16cid w16 w16cex w16sdtdh wp14">
+<w:ftr xmlns:wpc="http://schemas.microsoft.com/office/word/2010/wordprocessingCanvas" xmlns:cx="http://schemas.microsoft.com/office/drawing/2014/chartex" xmlns:cx1="http://schemas.microsoft.com/office/drawing/2015/9/8/chartex" xmlns:cx2="http://schemas.microsoft.com/office/drawing/2015/10/21/chartex" xmlns:cx3="http://schemas.microsoft.com/office/drawing/2016/5/9/chartex" xmlns:cx4="http://schemas.microsoft.com/office/drawing/2016/5/10/chartex" xmlns:cx5="http://schemas.microsoft.com/office/drawing/2016/5/11/chartex" xmlns:cx6="http://schemas.microsoft.com/office/drawing/2016/5/12/chartex" xmlns:cx7="http://schemas.microsoft.com/office/drawing/2016/5/13/chartex" xmlns:cx8="http://schemas.microsoft.com/office/drawing/2016/5/14/chartex" xmlns:mc="http://schemas.openxmlformats.org/markup-compatibility/2006" xmlns:aink="http://schemas.microsoft.com/office/drawing/2016/ink" xmlns:am3d="http://schemas.microsoft.com/office/drawing/2017/model3d" xmlns:o="urn:schemas-microsoft-com:office:office" xmlns:oel="http://schemas.microsoft.com/office/2019/extlst" xmlns:r="http://schemas.openxmlformats.org/officeDocument/2006/relationships" xmlns:m="http://schemas.openxmlformats.org/officeDocument/2006/math" xmlns:v="urn:schemas-microsoft-com:vml" xmlns:wp14="http://schemas.microsoft.com/office/word/2010/wordprocessingDrawing" xmlns:wp="http://schemas.openxmlformats.org/drawingml/2006/wordprocessingDrawing" xmlns:w10="urn:schemas-microsoft-com:office:word" xmlns:w="http://schemas.openxmlformats.org/wordprocessingml/2006/main" xmlns:w14="http://schemas.microsoft.com/office/word/2010/wordml" xmlns:w15="http://schemas.microsoft.com/office/word/2012/wordml" xmlns:w16cex="http://schemas.microsoft.com/office/word/2018/wordml/cex" xmlns:w16cid="http://schemas.microsoft.com/office/word/2016/wordml/cid" xmlns:w16="http://schemas.microsoft.com/office/word/2018/wordml" xmlns:w16du="http://schemas.microsoft.com/office/word/2023/wordml/word16du" xmlns:w16sdtdh="http://schemas.microsoft.com/office/word/2020/wordml/sdtdatahash" xmlns:w16sdtfl="http://schemas.microsoft.com/office/word/2024/wordml/sdtformatlock" xmlns:w16se="http://schemas.microsoft.com/office/word/2015/wordml/symex" xmlns:wpg="http://schemas.microsoft.com/office/word/2010/wordprocessingGroup" xmlns:wpi="http://schemas.microsoft.com/office/word/2010/wordprocessingInk" xmlns:wne="http://schemas.microsoft.com/office/word/2006/wordml" xmlns:wps="http://schemas.microsoft.com/office/word/2010/wordprocessingShape" mc:Ignorable="w14 w15 w16se w16cid w16 w16cex w16sdtdh w16sdtfl w16du wp14">
   <w:p>
     <w:pPr>
       <w:pStyle w:val="Footer"/>
@@ -586,7 +753,7 @@
 </file>
 
 <file path=word/footer3.xml><?xml version="1.0" encoding="utf-8"?>
-<w:ftr xmlns:wpc="http://schemas.microsoft.com/office/word/2010/wordprocessingCanvas" xmlns:cx="http://schemas.microsoft.com/office/drawing/2014/chartex" xmlns:cx1="http://schemas.microsoft.com/office/drawing/2015/9/8/chartex" xmlns:cx2="http://schemas.microsoft.com/office/drawing/2015/10/21/chartex" xmlns:cx3="http://schemas.microsoft.com/office/drawing/2016/5/9/chartex" xmlns:cx4="http://schemas.microsoft.com/office/drawing/2016/5/10/chartex" xmlns:cx5="http://schemas.microsoft.com/office/drawing/2016/5/11/chartex" xmlns:cx6="http://schemas.microsoft.com/office/drawing/2016/5/12/chartex" xmlns:cx7="http://schemas.microsoft.com/office/drawing/2016/5/13/chartex" xmlns:cx8="http://schemas.microsoft.com/office/drawing/2016/5/14/chartex" xmlns:mc="http://schemas.openxmlformats.org/markup-compatibility/2006" xmlns:aink="http://schemas.microsoft.com/office/drawing/2016/ink" xmlns:am3d="http://schemas.microsoft.com/office/drawing/2017/model3d" xmlns:o="urn:schemas-microsoft-com:office:office" xmlns:oel="http://schemas.microsoft.com/office/2019/extlst" xmlns:r="http://schemas.openxmlformats.org/officeDocument/2006/relationships" xmlns:m="http://schemas.openxmlformats.org/officeDocument/2006/math" xmlns:v="urn:schemas-microsoft-com:vml" xmlns:wp14="http://schemas.microsoft.com/office/word/2010/wordprocessingDrawing" xmlns:wp="http://schemas.openxmlformats.org/drawingml/2006/wordprocessingDrawing" xmlns:w10="urn:schemas-microsoft-com:office:word" xmlns:w="http://schemas.openxmlformats.org/wordprocessingml/2006/main" xmlns:w14="http://schemas.microsoft.com/office/word/2010/wordml" xmlns:w15="http://schemas.microsoft.com/office/word/2012/wordml" xmlns:w16cex="http://schemas.microsoft.com/office/word/2018/wordml/cex" xmlns:w16cid="http://schemas.microsoft.com/office/word/2016/wordml/cid" xmlns:w16="http://schemas.microsoft.com/office/word/2018/wordml" xmlns:w16sdtdh="http://schemas.microsoft.com/office/word/2020/wordml/sdtdatahash" xmlns:w16se="http://schemas.microsoft.com/office/word/2015/wordml/symex" xmlns:wpg="http://schemas.microsoft.com/office/word/2010/wordprocessingGroup" xmlns:wpi="http://schemas.microsoft.com/office/word/2010/wordprocessingInk" xmlns:wne="http://schemas.microsoft.com/office/word/2006/wordml" xmlns:wps="http://schemas.microsoft.com/office/word/2010/wordprocessingShape" mc:Ignorable="w14 w15 w16se w16cid w16 w16cex w16sdtdh wp14">
+<w:ftr xmlns:wpc="http://schemas.microsoft.com/office/word/2010/wordprocessingCanvas" xmlns:cx="http://schemas.microsoft.com/office/drawing/2014/chartex" xmlns:cx1="http://schemas.microsoft.com/office/drawing/2015/9/8/chartex" xmlns:cx2="http://schemas.microsoft.com/office/drawing/2015/10/21/chartex" xmlns:cx3="http://schemas.microsoft.com/office/drawing/2016/5/9/chartex" xmlns:cx4="http://schemas.microsoft.com/office/drawing/2016/5/10/chartex" xmlns:cx5="http://schemas.microsoft.com/office/drawing/2016/5/11/chartex" xmlns:cx6="http://schemas.microsoft.com/office/drawing/2016/5/12/chartex" xmlns:cx7="http://schemas.microsoft.com/office/drawing/2016/5/13/chartex" xmlns:cx8="http://schemas.microsoft.com/office/drawing/2016/5/14/chartex" xmlns:mc="http://schemas.openxmlformats.org/markup-compatibility/2006" xmlns:aink="http://schemas.microsoft.com/office/drawing/2016/ink" xmlns:am3d="http://schemas.microsoft.com/office/drawing/2017/model3d" xmlns:o="urn:schemas-microsoft-com:office:office" xmlns:oel="http://schemas.microsoft.com/office/2019/extlst" xmlns:r="http://schemas.openxmlformats.org/officeDocument/2006/relationships" xmlns:m="http://schemas.openxmlformats.org/officeDocument/2006/math" xmlns:v="urn:schemas-microsoft-com:vml" xmlns:wp14="http://schemas.microsoft.com/office/word/2010/wordprocessingDrawing" xmlns:wp="http://schemas.openxmlformats.org/drawingml/2006/wordprocessingDrawing" xmlns:w10="urn:schemas-microsoft-com:office:word" xmlns:w="http://schemas.openxmlformats.org/wordprocessingml/2006/main" xmlns:w14="http://schemas.microsoft.com/office/word/2010/wordml" xmlns:w15="http://schemas.microsoft.com/office/word/2012/wordml" xmlns:w16cex="http://schemas.microsoft.com/office/word/2018/wordml/cex" xmlns:w16cid="http://schemas.microsoft.com/office/word/2016/wordml/cid" xmlns:w16="http://schemas.microsoft.com/office/word/2018/wordml" xmlns:w16du="http://schemas.microsoft.com/office/word/2023/wordml/word16du" xmlns:w16sdtdh="http://schemas.microsoft.com/office/word/2020/wordml/sdtdatahash" xmlns:w16sdtfl="http://schemas.microsoft.com/office/word/2024/wordml/sdtformatlock" xmlns:w16se="http://schemas.microsoft.com/office/word/2015/wordml/symex" xmlns:wpg="http://schemas.microsoft.com/office/word/2010/wordprocessingGroup" xmlns:wpi="http://schemas.microsoft.com/office/word/2010/wordprocessingInk" xmlns:wne="http://schemas.microsoft.com/office/word/2006/wordml" xmlns:wps="http://schemas.microsoft.com/office/word/2010/wordprocessingShape" mc:Ignorable="w14 w15 w16se w16cid w16 w16cex w16sdtdh w16sdtfl w16du wp14">
   <w:p>
     <w:pPr>
       <w:pStyle w:val="Footer"/>
@@ -596,7 +763,7 @@
 </file>
 
 <file path=word/footnotes.xml><?xml version="1.0" encoding="utf-8"?>
-<w:footnotes xmlns:wpc="http://schemas.microsoft.com/office/word/2010/wordprocessingCanvas" xmlns:cx="http://schemas.microsoft.com/office/drawing/2014/chartex" xmlns:cx1="http://schemas.microsoft.com/office/drawing/2015/9/8/chartex" xmlns:cx2="http://schemas.microsoft.com/office/drawing/2015/10/21/chartex" xmlns:cx3="http://schemas.microsoft.com/office/drawing/2016/5/9/chartex" xmlns:cx4="http://schemas.microsoft.com/office/drawing/2016/5/10/chartex" xmlns:cx5="http://schemas.microsoft.com/office/drawing/2016/5/11/chartex" xmlns:cx6="http://schemas.microsoft.com/office/drawing/2016/5/12/chartex" xmlns:cx7="http://schemas.microsoft.com/office/drawing/2016/5/13/chartex" xmlns:cx8="http://schemas.microsoft.com/office/drawing/2016/5/14/chartex" xmlns:mc="http://schemas.openxmlformats.org/markup-compatibility/2006" xmlns:aink="http://schemas.microsoft.com/office/drawing/2016/ink" xmlns:am3d="http://schemas.microsoft.com/office/drawing/2017/model3d" xmlns:o="urn:schemas-microsoft-com:office:office" xmlns:oel="http://schemas.microsoft.com/office/2019/extlst" xmlns:r="http://schemas.openxmlformats.org/officeDocument/2006/relationships" xmlns:m="http://schemas.openxmlformats.org/officeDocument/2006/math" xmlns:v="urn:schemas-microsoft-com:vml" xmlns:wp14="http://schemas.microsoft.com/office/word/2010/wordprocessingDrawing" xmlns:wp="http://schemas.openxmlformats.org/drawingml/2006/wordprocessingDrawing" xmlns:w10="urn:schemas-microsoft-com:office:word" xmlns:w="http://schemas.openxmlformats.org/wordprocessingml/2006/main" xmlns:w14="http://schemas.microsoft.com/office/word/2010/wordml" xmlns:w15="http://schemas.microsoft.com/office/word/2012/wordml" xmlns:w16cex="http://schemas.microsoft.com/office/word/2018/wordml/cex" xmlns:w16cid="http://schemas.microsoft.com/office/word/2016/wordml/cid" xmlns:w16="http://schemas.microsoft.com/office/word/2018/wordml" xmlns:w16sdtdh="http://schemas.microsoft.com/office/word/2020/wordml/sdtdatahash" xmlns:w16se="http://schemas.microsoft.com/office/word/2015/wordml/symex" xmlns:wpg="http://schemas.microsoft.com/office/word/2010/wordprocessingGroup" xmlns:wpi="http://schemas.microsoft.com/office/word/2010/wordprocessingInk" xmlns:wne="http://schemas.microsoft.com/office/word/2006/wordml" xmlns:wps="http://schemas.microsoft.com/office/word/2010/wordprocessingShape" mc:Ignorable="w14 w15 w16se w16cid w16 w16cex w16sdtdh wp14">
+<w:footnotes xmlns:wpc="http://schemas.microsoft.com/office/word/2010/wordprocessingCanvas" xmlns:cx="http://schemas.microsoft.com/office/drawing/2014/chartex" xmlns:cx1="http://schemas.microsoft.com/office/drawing/2015/9/8/chartex" xmlns:cx2="http://schemas.microsoft.com/office/drawing/2015/10/21/chartex" xmlns:cx3="http://schemas.microsoft.com/office/drawing/2016/5/9/chartex" xmlns:cx4="http://schemas.microsoft.com/office/drawing/2016/5/10/chartex" xmlns:cx5="http://schemas.microsoft.com/office/drawing/2016/5/11/chartex" xmlns:cx6="http://schemas.microsoft.com/office/drawing/2016/5/12/chartex" xmlns:cx7="http://schemas.microsoft.com/office/drawing/2016/5/13/chartex" xmlns:cx8="http://schemas.microsoft.com/office/drawing/2016/5/14/chartex" xmlns:mc="http://schemas.openxmlformats.org/markup-compatibility/2006" xmlns:aink="http://schemas.microsoft.com/office/drawing/2016/ink" xmlns:am3d="http://schemas.microsoft.com/office/drawing/2017/model3d" xmlns:o="urn:schemas-microsoft-com:office:office" xmlns:oel="http://schemas.microsoft.com/office/2019/extlst" xmlns:r="http://schemas.openxmlformats.org/officeDocument/2006/relationships" xmlns:m="http://schemas.openxmlformats.org/officeDocument/2006/math" xmlns:v="urn:schemas-microsoft-com:vml" xmlns:wp14="http://schemas.microsoft.com/office/word/2010/wordprocessingDrawing" xmlns:wp="http://schemas.openxmlformats.org/drawingml/2006/wordprocessingDrawing" xmlns:w10="urn:schemas-microsoft-com:office:word" xmlns:w="http://schemas.openxmlformats.org/wordprocessingml/2006/main" xmlns:w14="http://schemas.microsoft.com/office/word/2010/wordml" xmlns:w15="http://schemas.microsoft.com/office/word/2012/wordml" xmlns:w16cex="http://schemas.microsoft.com/office/word/2018/wordml/cex" xmlns:w16cid="http://schemas.microsoft.com/office/word/2016/wordml/cid" xmlns:w16="http://schemas.microsoft.com/office/word/2018/wordml" xmlns:w16du="http://schemas.microsoft.com/office/word/2023/wordml/word16du" xmlns:w16sdtdh="http://schemas.microsoft.com/office/word/2020/wordml/sdtdatahash" xmlns:w16sdtfl="http://schemas.microsoft.com/office/word/2024/wordml/sdtformatlock" xmlns:w16se="http://schemas.microsoft.com/office/word/2015/wordml/symex" xmlns:wpg="http://schemas.microsoft.com/office/word/2010/wordprocessingGroup" xmlns:wpi="http://schemas.microsoft.com/office/word/2010/wordprocessingInk" xmlns:wne="http://schemas.microsoft.com/office/word/2006/wordml" xmlns:wps="http://schemas.microsoft.com/office/word/2010/wordprocessingShape" mc:Ignorable="w14 w15 w16se w16cid w16 w16cex w16sdtdh w16sdtfl w16du wp14">
   <w:footnote w:type="separator" w:id="-1">
     <w:p>
       <w:pPr>
@@ -621,7 +788,7 @@
 </file>
 
 <file path=word/header1.xml><?xml version="1.0" encoding="utf-8"?>
-<w:hdr xmlns:wpc="http://schemas.microsoft.com/office/word/2010/wordprocessingCanvas" xmlns:cx="http://schemas.microsoft.com/office/drawing/2014/chartex" xmlns:cx1="http://schemas.microsoft.com/office/drawing/2015/9/8/chartex" xmlns:cx2="http://schemas.microsoft.com/office/drawing/2015/10/21/chartex" xmlns:cx3="http://schemas.microsoft.com/office/drawing/2016/5/9/chartex" xmlns:cx4="http://schemas.microsoft.com/office/drawing/2016/5/10/chartex" xmlns:cx5="http://schemas.microsoft.com/office/drawing/2016/5/11/chartex" xmlns:cx6="http://schemas.microsoft.com/office/drawing/2016/5/12/chartex" xmlns:cx7="http://schemas.microsoft.com/office/drawing/2016/5/13/chartex" xmlns:cx8="http://schemas.microsoft.com/office/drawing/2016/5/14/chartex" xmlns:mc="http://schemas.openxmlformats.org/markup-compatibility/2006" xmlns:aink="http://schemas.microsoft.com/office/drawing/2016/ink" xmlns:am3d="http://schemas.microsoft.com/office/drawing/2017/model3d" xmlns:o="urn:schemas-microsoft-com:office:office" xmlns:oel="http://schemas.microsoft.com/office/2019/extlst" xmlns:r="http://schemas.openxmlformats.org/officeDocument/2006/relationships" xmlns:m="http://schemas.openxmlformats.org/officeDocument/2006/math" xmlns:v="urn:schemas-microsoft-com:vml" xmlns:wp14="http://schemas.microsoft.com/office/word/2010/wordprocessingDrawing" xmlns:wp="http://schemas.openxmlformats.org/drawingml/2006/wordprocessingDrawing" xmlns:w10="urn:schemas-microsoft-com:office:word" xmlns:w="http://schemas.openxmlformats.org/wordprocessingml/2006/main" xmlns:w14="http://schemas.microsoft.com/office/word/2010/wordml" xmlns:w15="http://schemas.microsoft.com/office/word/2012/wordml" xmlns:w16cex="http://schemas.microsoft.com/office/word/2018/wordml/cex" xmlns:w16cid="http://schemas.microsoft.com/office/word/2016/wordml/cid" xmlns:w16="http://schemas.microsoft.com/office/word/2018/wordml" xmlns:w16sdtdh="http://schemas.microsoft.com/office/word/2020/wordml/sdtdatahash" xmlns:w16se="http://schemas.microsoft.com/office/word/2015/wordml/symex" xmlns:wpg="http://schemas.microsoft.com/office/word/2010/wordprocessingGroup" xmlns:wpi="http://schemas.microsoft.com/office/word/2010/wordprocessingInk" xmlns:wne="http://schemas.microsoft.com/office/word/2006/wordml" xmlns:wps="http://schemas.microsoft.com/office/word/2010/wordprocessingShape" mc:Ignorable="w14 w15 w16se w16cid w16 w16cex w16sdtdh wp14">
+<w:hdr xmlns:wpc="http://schemas.microsoft.com/office/word/2010/wordprocessingCanvas" xmlns:cx="http://schemas.microsoft.com/office/drawing/2014/chartex" xmlns:cx1="http://schemas.microsoft.com/office/drawing/2015/9/8/chartex" xmlns:cx2="http://schemas.microsoft.com/office/drawing/2015/10/21/chartex" xmlns:cx3="http://schemas.microsoft.com/office/drawing/2016/5/9/chartex" xmlns:cx4="http://schemas.microsoft.com/office/drawing/2016/5/10/chartex" xmlns:cx5="http://schemas.microsoft.com/office/drawing/2016/5/11/chartex" xmlns:cx6="http://schemas.microsoft.com/office/drawing/2016/5/12/chartex" xmlns:cx7="http://schemas.microsoft.com/office/drawing/2016/5/13/chartex" xmlns:cx8="http://schemas.microsoft.com/office/drawing/2016/5/14/chartex" xmlns:mc="http://schemas.openxmlformats.org/markup-compatibility/2006" xmlns:aink="http://schemas.microsoft.com/office/drawing/2016/ink" xmlns:am3d="http://schemas.microsoft.com/office/drawing/2017/model3d" xmlns:o="urn:schemas-microsoft-com:office:office" xmlns:oel="http://schemas.microsoft.com/office/2019/extlst" xmlns:r="http://schemas.openxmlformats.org/officeDocument/2006/relationships" xmlns:m="http://schemas.openxmlformats.org/officeDocument/2006/math" xmlns:v="urn:schemas-microsoft-com:vml" xmlns:wp14="http://schemas.microsoft.com/office/word/2010/wordprocessingDrawing" xmlns:wp="http://schemas.openxmlformats.org/drawingml/2006/wordprocessingDrawing" xmlns:w10="urn:schemas-microsoft-com:office:word" xmlns:w="http://schemas.openxmlformats.org/wordprocessingml/2006/main" xmlns:w14="http://schemas.microsoft.com/office/word/2010/wordml" xmlns:w15="http://schemas.microsoft.com/office/word/2012/wordml" xmlns:w16cex="http://schemas.microsoft.com/office/word/2018/wordml/cex" xmlns:w16cid="http://schemas.microsoft.com/office/word/2016/wordml/cid" xmlns:w16="http://schemas.microsoft.com/office/word/2018/wordml" xmlns:w16du="http://schemas.microsoft.com/office/word/2023/wordml/word16du" xmlns:w16sdtdh="http://schemas.microsoft.com/office/word/2020/wordml/sdtdatahash" xmlns:w16sdtfl="http://schemas.microsoft.com/office/word/2024/wordml/sdtformatlock" xmlns:w16se="http://schemas.microsoft.com/office/word/2015/wordml/symex" xmlns:wpg="http://schemas.microsoft.com/office/word/2010/wordprocessingGroup" xmlns:wpi="http://schemas.microsoft.com/office/word/2010/wordprocessingInk" xmlns:wne="http://schemas.microsoft.com/office/word/2006/wordml" xmlns:wps="http://schemas.microsoft.com/office/word/2010/wordprocessingShape" mc:Ignorable="w14 w15 w16se w16cid w16 w16cex w16sdtdh w16sdtfl w16du wp14">
   <w:p>
     <w:pPr>
       <w:pStyle w:val="Header"/>
@@ -631,7 +798,7 @@
 </file>
 
 <file path=word/header2.xml><?xml version="1.0" encoding="utf-8"?>
-<w:hdr xmlns:wpc="http://schemas.microsoft.com/office/word/2010/wordprocessingCanvas" xmlns:cx="http://schemas.microsoft.com/office/drawing/2014/chartex" xmlns:cx1="http://schemas.microsoft.com/office/drawing/2015/9/8/chartex" xmlns:cx2="http://schemas.microsoft.com/office/drawing/2015/10/21/chartex" xmlns:cx3="http://schemas.microsoft.com/office/drawing/2016/5/9/chartex" xmlns:cx4="http://schemas.microsoft.com/office/drawing/2016/5/10/chartex" xmlns:cx5="http://schemas.microsoft.com/office/drawing/2016/5/11/chartex" xmlns:cx6="http://schemas.microsoft.com/office/drawing/2016/5/12/chartex" xmlns:cx7="http://schemas.microsoft.com/office/drawing/2016/5/13/chartex" xmlns:cx8="http://schemas.microsoft.com/office/drawing/2016/5/14/chartex" xmlns:mc="http://schemas.openxmlformats.org/markup-compatibility/2006" xmlns:aink="http://schemas.microsoft.com/office/drawing/2016/ink" xmlns:am3d="http://schemas.microsoft.com/office/drawing/2017/model3d" xmlns:o="urn:schemas-microsoft-com:office:office" xmlns:oel="http://schemas.microsoft.com/office/2019/extlst" xmlns:r="http://schemas.openxmlformats.org/officeDocument/2006/relationships" xmlns:m="http://schemas.openxmlformats.org/officeDocument/2006/math" xmlns:v="urn:schemas-microsoft-com:vml" xmlns:wp14="http://schemas.microsoft.com/office/word/2010/wordprocessingDrawing" xmlns:wp="http://schemas.openxmlformats.org/drawingml/2006/wordprocessingDrawing" xmlns:w10="urn:schemas-microsoft-com:office:word" xmlns:w="http://schemas.openxmlformats.org/wordprocessingml/2006/main" xmlns:w14="http://schemas.microsoft.com/office/word/2010/wordml" xmlns:w15="http://schemas.microsoft.com/office/word/2012/wordml" xmlns:w16cex="http://schemas.microsoft.com/office/word/2018/wordml/cex" xmlns:w16cid="http://schemas.microsoft.com/office/word/2016/wordml/cid" xmlns:w16="http://schemas.microsoft.com/office/word/2018/wordml" xmlns:w16sdtdh="http://schemas.microsoft.com/office/word/2020/wordml/sdtdatahash" xmlns:w16se="http://schemas.microsoft.com/office/word/2015/wordml/symex" xmlns:wpg="http://schemas.microsoft.com/office/word/2010/wordprocessingGroup" xmlns:wpi="http://schemas.microsoft.com/office/word/2010/wordprocessingInk" xmlns:wne="http://schemas.microsoft.com/office/word/2006/wordml" xmlns:wps="http://schemas.microsoft.com/office/word/2010/wordprocessingShape" mc:Ignorable="w14 w15 w16se w16cid w16 w16cex w16sdtdh wp14">
+<w:hdr xmlns:wpc="http://schemas.microsoft.com/office/word/2010/wordprocessingCanvas" xmlns:cx="http://schemas.microsoft.com/office/drawing/2014/chartex" xmlns:cx1="http://schemas.microsoft.com/office/drawing/2015/9/8/chartex" xmlns:cx2="http://schemas.microsoft.com/office/drawing/2015/10/21/chartex" xmlns:cx3="http://schemas.microsoft.com/office/drawing/2016/5/9/chartex" xmlns:cx4="http://schemas.microsoft.com/office/drawing/2016/5/10/chartex" xmlns:cx5="http://schemas.microsoft.com/office/drawing/2016/5/11/chartex" xmlns:cx6="http://schemas.microsoft.com/office/drawing/2016/5/12/chartex" xmlns:cx7="http://schemas.microsoft.com/office/drawing/2016/5/13/chartex" xmlns:cx8="http://schemas.microsoft.com/office/drawing/2016/5/14/chartex" xmlns:mc="http://schemas.openxmlformats.org/markup-compatibility/2006" xmlns:aink="http://schemas.microsoft.com/office/drawing/2016/ink" xmlns:am3d="http://schemas.microsoft.com/office/drawing/2017/model3d" xmlns:o="urn:schemas-microsoft-com:office:office" xmlns:oel="http://schemas.microsoft.com/office/2019/extlst" xmlns:r="http://schemas.openxmlformats.org/officeDocument/2006/relationships" xmlns:m="http://schemas.openxmlformats.org/officeDocument/2006/math" xmlns:v="urn:schemas-microsoft-com:vml" xmlns:wp14="http://schemas.microsoft.com/office/word/2010/wordprocessingDrawing" xmlns:wp="http://schemas.openxmlformats.org/drawingml/2006/wordprocessingDrawing" xmlns:w10="urn:schemas-microsoft-com:office:word" xmlns:w="http://schemas.openxmlformats.org/wordprocessingml/2006/main" xmlns:w14="http://schemas.microsoft.com/office/word/2010/wordml" xmlns:w15="http://schemas.microsoft.com/office/word/2012/wordml" xmlns:w16cex="http://schemas.microsoft.com/office/word/2018/wordml/cex" xmlns:w16cid="http://schemas.microsoft.com/office/word/2016/wordml/cid" xmlns:w16="http://schemas.microsoft.com/office/word/2018/wordml" xmlns:w16du="http://schemas.microsoft.com/office/word/2023/wordml/word16du" xmlns:w16sdtdh="http://schemas.microsoft.com/office/word/2020/wordml/sdtdatahash" xmlns:w16sdtfl="http://schemas.microsoft.com/office/word/2024/wordml/sdtformatlock" xmlns:w16se="http://schemas.microsoft.com/office/word/2015/wordml/symex" xmlns:wpg="http://schemas.microsoft.com/office/word/2010/wordprocessingGroup" xmlns:wpi="http://schemas.microsoft.com/office/word/2010/wordprocessingInk" xmlns:wne="http://schemas.microsoft.com/office/word/2006/wordml" xmlns:wps="http://schemas.microsoft.com/office/word/2010/wordprocessingShape" mc:Ignorable="w14 w15 w16se w16cid w16 w16cex w16sdtdh w16sdtfl w16du wp14">
   <w:p>
     <w:pPr>
       <w:pStyle w:val="Header"/>
@@ -642,7 +809,7 @@
 </file>
 
 <file path=word/header3.xml><?xml version="1.0" encoding="utf-8"?>
-<w:hdr xmlns:wpc="http://schemas.microsoft.com/office/word/2010/wordprocessingCanvas" xmlns:cx="http://schemas.microsoft.com/office/drawing/2014/chartex" xmlns:cx1="http://schemas.microsoft.com/office/drawing/2015/9/8/chartex" xmlns:cx2="http://schemas.microsoft.com/office/drawing/2015/10/21/chartex" xmlns:cx3="http://schemas.microsoft.com/office/drawing/2016/5/9/chartex" xmlns:cx4="http://schemas.microsoft.com/office/drawing/2016/5/10/chartex" xmlns:cx5="http://schemas.microsoft.com/office/drawing/2016/5/11/chartex" xmlns:cx6="http://schemas.microsoft.com/office/drawing/2016/5/12/chartex" xmlns:cx7="http://schemas.microsoft.com/office/drawing/2016/5/13/chartex" xmlns:cx8="http://schemas.microsoft.com/office/drawing/2016/5/14/chartex" xmlns:mc="http://schemas.openxmlformats.org/markup-compatibility/2006" xmlns:aink="http://schemas.microsoft.com/office/drawing/2016/ink" xmlns:am3d="http://schemas.microsoft.com/office/drawing/2017/model3d" xmlns:o="urn:schemas-microsoft-com:office:office" xmlns:oel="http://schemas.microsoft.com/office/2019/extlst" xmlns:r="http://schemas.openxmlformats.org/officeDocument/2006/relationships" xmlns:m="http://schemas.openxmlformats.org/officeDocument/2006/math" xmlns:v="urn:schemas-microsoft-com:vml" xmlns:wp14="http://schemas.microsoft.com/office/word/2010/wordprocessingDrawing" xmlns:wp="http://schemas.openxmlformats.org/drawingml/2006/wordprocessingDrawing" xmlns:w10="urn:schemas-microsoft-com:office:word" xmlns:w="http://schemas.openxmlformats.org/wordprocessingml/2006/main" xmlns:w14="http://schemas.microsoft.com/office/word/2010/wordml" xmlns:w15="http://schemas.microsoft.com/office/word/2012/wordml" xmlns:w16cex="http://schemas.microsoft.com/office/word/2018/wordml/cex" xmlns:w16cid="http://schemas.microsoft.com/office/word/2016/wordml/cid" xmlns:w16="http://schemas.microsoft.com/office/word/2018/wordml" xmlns:w16sdtdh="http://schemas.microsoft.com/office/word/2020/wordml/sdtdatahash" xmlns:w16se="http://schemas.microsoft.com/office/word/2015/wordml/symex" xmlns:wpg="http://schemas.microsoft.com/office/word/2010/wordprocessingGroup" xmlns:wpi="http://schemas.microsoft.com/office/word/2010/wordprocessingInk" xmlns:wne="http://schemas.microsoft.com/office/word/2006/wordml" xmlns:wps="http://schemas.microsoft.com/office/word/2010/wordprocessingShape" mc:Ignorable="w14 w15 w16se w16cid w16 w16cex w16sdtdh wp14">
+<w:hdr xmlns:wpc="http://schemas.microsoft.com/office/word/2010/wordprocessingCanvas" xmlns:cx="http://schemas.microsoft.com/office/drawing/2014/chartex" xmlns:cx1="http://schemas.microsoft.com/office/drawing/2015/9/8/chartex" xmlns:cx2="http://schemas.microsoft.com/office/drawing/2015/10/21/chartex" xmlns:cx3="http://schemas.microsoft.com/office/drawing/2016/5/9/chartex" xmlns:cx4="http://schemas.microsoft.com/office/drawing/2016/5/10/chartex" xmlns:cx5="http://schemas.microsoft.com/office/drawing/2016/5/11/chartex" xmlns:cx6="http://schemas.microsoft.com/office/drawing/2016/5/12/chartex" xmlns:cx7="http://schemas.microsoft.com/office/drawing/2016/5/13/chartex" xmlns:cx8="http://schemas.microsoft.com/office/drawing/2016/5/14/chartex" xmlns:mc="http://schemas.openxmlformats.org/markup-compatibility/2006" xmlns:aink="http://schemas.microsoft.com/office/drawing/2016/ink" xmlns:am3d="http://schemas.microsoft.com/office/drawing/2017/model3d" xmlns:o="urn:schemas-microsoft-com:office:office" xmlns:oel="http://schemas.microsoft.com/office/2019/extlst" xmlns:r="http://schemas.openxmlformats.org/officeDocument/2006/relationships" xmlns:m="http://schemas.openxmlformats.org/officeDocument/2006/math" xmlns:v="urn:schemas-microsoft-com:vml" xmlns:wp14="http://schemas.microsoft.com/office/word/2010/wordprocessingDrawing" xmlns:wp="http://schemas.openxmlformats.org/drawingml/2006/wordprocessingDrawing" xmlns:w10="urn:schemas-microsoft-com:office:word" xmlns:w="http://schemas.openxmlformats.org/wordprocessingml/2006/main" xmlns:w14="http://schemas.microsoft.com/office/word/2010/wordml" xmlns:w15="http://schemas.microsoft.com/office/word/2012/wordml" xmlns:w16cex="http://schemas.microsoft.com/office/word/2018/wordml/cex" xmlns:w16cid="http://schemas.microsoft.com/office/word/2016/wordml/cid" xmlns:w16="http://schemas.microsoft.com/office/word/2018/wordml" xmlns:w16du="http://schemas.microsoft.com/office/word/2023/wordml/word16du" xmlns:w16sdtdh="http://schemas.microsoft.com/office/word/2020/wordml/sdtdatahash" xmlns:w16sdtfl="http://schemas.microsoft.com/office/word/2024/wordml/sdtformatlock" xmlns:w16se="http://schemas.microsoft.com/office/word/2015/wordml/symex" xmlns:wpg="http://schemas.microsoft.com/office/word/2010/wordprocessingGroup" xmlns:wpi="http://schemas.microsoft.com/office/word/2010/wordprocessingInk" xmlns:wne="http://schemas.microsoft.com/office/word/2006/wordml" xmlns:wps="http://schemas.microsoft.com/office/word/2010/wordprocessingShape" mc:Ignorable="w14 w15 w16se w16cid w16 w16cex w16sdtdh w16sdtfl w16du wp14">
   <w:p>
     <w:pPr>
       <w:pStyle w:val="Header"/>
@@ -651,7 +818,7 @@
     <w:r>
       <w:tab/>
       <w:tab/>
-      <w:t>2026-06-17</w:t>
+      <w:t>2026-06-18</w:t>
       <w:br/>
       <w:br/>
     </w:r>
@@ -668,7 +835,7 @@
 </file>
 
 <file path=word/numbering.xml><?xml version="1.0" encoding="utf-8"?>
-<w:numbering xmlns:wpc="http://schemas.microsoft.com/office/word/2010/wordprocessingCanvas" xmlns:cx="http://schemas.microsoft.com/office/drawing/2014/chartex" xmlns:cx1="http://schemas.microsoft.com/office/drawing/2015/9/8/chartex" xmlns:cx2="http://schemas.microsoft.com/office/drawing/2015/10/21/chartex" xmlns:cx3="http://schemas.microsoft.com/office/drawing/2016/5/9/chartex" xmlns:cx4="http://schemas.microsoft.com/office/drawing/2016/5/10/chartex" xmlns:cx5="http://schemas.microsoft.com/office/drawing/2016/5/11/chartex" xmlns:cx6="http://schemas.microsoft.com/office/drawing/2016/5/12/chartex" xmlns:cx7="http://schemas.microsoft.com/office/drawing/2016/5/13/chartex" xmlns:cx8="http://schemas.microsoft.com/office/drawing/2016/5/14/chartex" xmlns:mc="http://schemas.openxmlformats.org/markup-compatibility/2006" xmlns:aink="http://schemas.microsoft.com/office/drawing/2016/ink" xmlns:am3d="http://schemas.microsoft.com/office/drawing/2017/model3d" xmlns:o="urn:schemas-microsoft-com:office:office" xmlns:oel="http://schemas.microsoft.com/office/2019/extlst" xmlns:r="http://schemas.openxmlformats.org/officeDocument/2006/relationships" xmlns:m="http://schemas.openxmlformats.org/officeDocument/2006/math" xmlns:v="urn:schemas-microsoft-com:vml" xmlns:wp14="http://schemas.microsoft.com/office/word/2010/wordprocessingDrawing" xmlns:wp="http://schemas.openxmlformats.org/drawingml/2006/wordprocessingDrawing" xmlns:w10="urn:schemas-microsoft-com:office:word" xmlns:w="http://schemas.openxmlformats.org/wordprocessingml/2006/main" xmlns:w14="http://schemas.microsoft.com/office/word/2010/wordml" xmlns:w15="http://schemas.microsoft.com/office/word/2012/wordml" xmlns:w16cex="http://schemas.microsoft.com/office/word/2018/wordml/cex" xmlns:w16cid="http://schemas.microsoft.com/office/word/2016/wordml/cid" xmlns:w16="http://schemas.microsoft.com/office/word/2018/wordml" xmlns:w16sdtdh="http://schemas.microsoft.com/office/word/2020/wordml/sdtdatahash" xmlns:w16se="http://schemas.microsoft.com/office/word/2015/wordml/symex" xmlns:wpg="http://schemas.microsoft.com/office/word/2010/wordprocessingGroup" xmlns:wpi="http://schemas.microsoft.com/office/word/2010/wordprocessingInk" xmlns:wne="http://schemas.microsoft.com/office/word/2006/wordml" xmlns:wps="http://schemas.microsoft.com/office/word/2010/wordprocessingShape" mc:Ignorable="w14 w15 w16se w16cid w16 w16cex w16sdtdh wp14">
+<w:numbering xmlns:wpc="http://schemas.microsoft.com/office/word/2010/wordprocessingCanvas" xmlns:cx="http://schemas.microsoft.com/office/drawing/2014/chartex" xmlns:cx1="http://schemas.microsoft.com/office/drawing/2015/9/8/chartex" xmlns:cx2="http://schemas.microsoft.com/office/drawing/2015/10/21/chartex" xmlns:cx3="http://schemas.microsoft.com/office/drawing/2016/5/9/chartex" xmlns:cx4="http://schemas.microsoft.com/office/drawing/2016/5/10/chartex" xmlns:cx5="http://schemas.microsoft.com/office/drawing/2016/5/11/chartex" xmlns:cx6="http://schemas.microsoft.com/office/drawing/2016/5/12/chartex" xmlns:cx7="http://schemas.microsoft.com/office/drawing/2016/5/13/chartex" xmlns:cx8="http://schemas.microsoft.com/office/drawing/2016/5/14/chartex" xmlns:mc="http://schemas.openxmlformats.org/markup-compatibility/2006" xmlns:aink="http://schemas.microsoft.com/office/drawing/2016/ink" xmlns:am3d="http://schemas.microsoft.com/office/drawing/2017/model3d" xmlns:o="urn:schemas-microsoft-com:office:office" xmlns:oel="http://schemas.microsoft.com/office/2019/extlst" xmlns:r="http://schemas.openxmlformats.org/officeDocument/2006/relationships" xmlns:m="http://schemas.openxmlformats.org/officeDocument/2006/math" xmlns:v="urn:schemas-microsoft-com:vml" xmlns:wp14="http://schemas.microsoft.com/office/word/2010/wordprocessingDrawing" xmlns:wp="http://schemas.openxmlformats.org/drawingml/2006/wordprocessingDrawing" xmlns:w10="urn:schemas-microsoft-com:office:word" xmlns:w="http://schemas.openxmlformats.org/wordprocessingml/2006/main" xmlns:w14="http://schemas.microsoft.com/office/word/2010/wordml" xmlns:w15="http://schemas.microsoft.com/office/word/2012/wordml" xmlns:w16cex="http://schemas.microsoft.com/office/word/2018/wordml/cex" xmlns:w16cid="http://schemas.microsoft.com/office/word/2016/wordml/cid" xmlns:w16="http://schemas.microsoft.com/office/word/2018/wordml" xmlns:w16du="http://schemas.microsoft.com/office/word/2023/wordml/word16du" xmlns:w16sdtdh="http://schemas.microsoft.com/office/word/2020/wordml/sdtdatahash" xmlns:w16sdtfl="http://schemas.microsoft.com/office/word/2024/wordml/sdtformatlock" xmlns:w16se="http://schemas.microsoft.com/office/word/2015/wordml/symex" xmlns:wpg="http://schemas.microsoft.com/office/word/2010/wordprocessingGroup" xmlns:wpi="http://schemas.microsoft.com/office/word/2010/wordprocessingInk" xmlns:wne="http://schemas.microsoft.com/office/word/2006/wordml" xmlns:wps="http://schemas.microsoft.com/office/word/2010/wordprocessingShape" mc:Ignorable="w14 w15 w16se w16cid w16 w16cex w16sdtdh w16sdtfl w16du wp14">
   <w:abstractNum w:abstractNumId="0" w15:restartNumberingAfterBreak="0">
     <w:nsid w:val="FFFFFF7C"/>
     <w:multiLevelType w:val="singleLevel"/>
@@ -871,7 +1038,7 @@
 </file>
 
 <file path=word/styles.xml><?xml version="1.0" encoding="utf-8"?>
-<w:styles xmlns:mc="http://schemas.openxmlformats.org/markup-compatibility/2006" xmlns:r="http://schemas.openxmlformats.org/officeDocument/2006/relationships" xmlns:w="http://schemas.openxmlformats.org/wordprocessingml/2006/main" xmlns:w14="http://schemas.microsoft.com/office/word/2010/wordml" xmlns:w15="http://schemas.microsoft.com/office/word/2012/wordml" xmlns:w16cex="http://schemas.microsoft.com/office/word/2018/wordml/cex" xmlns:w16cid="http://schemas.microsoft.com/office/word/2016/wordml/cid" xmlns:w16="http://schemas.microsoft.com/office/word/2018/wordml" xmlns:w16sdtdh="http://schemas.microsoft.com/office/word/2020/wordml/sdtdatahash" xmlns:w16se="http://schemas.microsoft.com/office/word/2015/wordml/symex" mc:Ignorable="w14 w15 w16se w16cid w16 w16cex w16sdtdh">
+<w:styles xmlns:mc="http://schemas.openxmlformats.org/markup-compatibility/2006" xmlns:r="http://schemas.openxmlformats.org/officeDocument/2006/relationships" xmlns:w="http://schemas.openxmlformats.org/wordprocessingml/2006/main" xmlns:w14="http://schemas.microsoft.com/office/word/2010/wordml" xmlns:w15="http://schemas.microsoft.com/office/word/2012/wordml" xmlns:w16cex="http://schemas.microsoft.com/office/word/2018/wordml/cex" xmlns:w16cid="http://schemas.microsoft.com/office/word/2016/wordml/cid" xmlns:w16="http://schemas.microsoft.com/office/word/2018/wordml" xmlns:w16du="http://schemas.microsoft.com/office/word/2023/wordml/word16du" xmlns:w16sdtdh="http://schemas.microsoft.com/office/word/2020/wordml/sdtdatahash" xmlns:w16sdtfl="http://schemas.microsoft.com/office/word/2024/wordml/sdtformatlock" xmlns:w16se="http://schemas.microsoft.com/office/word/2015/wordml/symex" mc:Ignorable="w14 w15 w16se w16cid w16 w16cex w16sdtdh w16sdtfl w16du">
   <w:docDefaults>
     <w:rPrDefault>
       <w:rPr>
@@ -1629,7 +1796,7 @@
     <w:link w:val="TitleChar"/>
     <w:uiPriority w:val="10"/>
     <w:qFormat/>
-    <w:rsid w:val="007106C8"/>
+    <w:rsid w:val="00E854FA"/>
     <w:pPr>
       <w:spacing w:after="300" w:line="240" w:lineRule="auto"/>
       <w:contextualSpacing/>
@@ -1639,7 +1806,7 @@
       <w:rFonts w:eastAsiaTheme="majorEastAsia" w:cstheme="majorBidi"/>
       <w:spacing w:val="5"/>
       <w:kern w:val="28"/>
-      <w:sz w:val="52"/>
+      <w:sz w:val="40"/>
       <w:szCs w:val="52"/>
       <w:lang w:val="sv-SE" w:eastAsia="en-US" w:bidi="ar-SA"/>
     </w:rPr>
@@ -1649,12 +1816,12 @@
     <w:basedOn w:val="DefaultParagraphFont"/>
     <w:link w:val="Title"/>
     <w:uiPriority w:val="10"/>
-    <w:rsid w:val="007106C8"/>
+    <w:rsid w:val="00E854FA"/>
     <w:rPr>
       <w:rFonts w:ascii="Times New Roman" w:eastAsiaTheme="majorEastAsia" w:hAnsi="Times New Roman" w:cstheme="majorBidi"/>
       <w:spacing w:val="5"/>
       <w:kern w:val="28"/>
-      <w:sz w:val="52"/>
+      <w:sz w:val="40"/>
       <w:szCs w:val="52"/>
       <w:lang w:val="sv-SE" w:eastAsia="en-US" w:bidi="ar-SA"/>
     </w:rPr>

--- a/klagomål/A 13505-2026 FSC-klagomål.docx
+++ b/klagomål/A 13505-2026 FSC-klagomål.docx
@@ -818,7 +818,7 @@
     <w:r>
       <w:tab/>
       <w:tab/>
-      <w:t>2026-06-18</w:t>
+      <w:t>2026-06-19</w:t>
       <w:br/>
       <w:br/>
     </w:r>

--- a/klagomål/A 13505-2026 FSC-klagomål.docx
+++ b/klagomål/A 13505-2026 FSC-klagomål.docx
@@ -818,7 +818,7 @@
     <w:r>
       <w:tab/>
       <w:tab/>
-      <w:t>2026-06-19</w:t>
+      <w:t>2026-06-20</w:t>
       <w:br/>
       <w:br/>
     </w:r>

--- a/klagomål/A 13505-2026 FSC-klagomål.docx
+++ b/klagomål/A 13505-2026 FSC-klagomål.docx
@@ -168,38 +168,7 @@
     </w:p>
     <w:p>
       <w:r>
-        <w:t>Detta dokument behandlar höga naturvärden i avverkningsanmälan A 13505-2026 i Hudiksvalls kommun som inkom 2026-03-13 och omfattar 11,7 ha.</w:t>
-      </w:r>
-    </w:p>
-    <w:p>
-      <w:r>
-        <w:t>Nedan presenteras fynd av naturvårdsarter och fridlysta arter som gjorts i det avverkningsanmälda området, samt relevanta utdrag ur standarderna för FSC, Chain of Custody, Controlled Wood och PEFC.</w:t>
-      </w:r>
-    </w:p>
-    <w:p>
-      <w:r>
-        <w:t>Vi förväntar oss att ni återkommer med ett skriftligt svar på vårt klagomål och även beskriver vilka korrigerande åtgärder ni satt in för att rätta till identifierade brister i er efterlevnad av den svenska FSC standarden.</w:t>
-      </w:r>
-    </w:p>
-    <w:p>
-      <w:pPr>
-        <w:pStyle w:val="Heading1"/>
-      </w:pPr>
-      <w:r>
-        <w:t>Naturvårdsarter</w:t>
-      </w:r>
-    </w:p>
-    <w:p>
-      <w:r>
-        <w:t>I och inom 10 meter från avverkningsanmälan har följande 8 naturvårdsarter hittats: skogsalm (EN), skogssvingel (NT, T), strutbräken (S, T), tibast (S, T), ögonpyrola (S, T), blåsippa (T, §9), lopplummer (aggregat) (§9) och revlummer (§9). Av dessa är 2 rödlistade. För rödlistade arter har rödlistekategorin angivits inom parentes. Arter som är signalarter enligt Skogsstyrelsen har markerats med (S). Typiska arter inom Natura 2000 som är kopplade till skogsekosystem har markerats med (T). För fridlysta arter anges även paragrafen i Artskyddsförordningen som arten är fridlyst enligt.</w:t>
-      </w:r>
-    </w:p>
-    <w:p>
-      <w:r>
-        <w:t>De påträffade naturvårdsarterna är ett tydligt kvitto på att det rör sig om en skog med höga naturvärden.</w:t>
-      </w:r>
-      <w:r>
-        <w:t xml:space="preserve"> I Figur 1 visas fyndplatser för naturvårdsarter i området, som finns registrerade på Artportalen.</w:t>
+        <w:t>Detta klagomål behandlar höga naturvärden i avverkningsanmälan A 13505-2026 i Hudiksvalls kommun som inkom 2026-03-13 och omfattar 11,7 ha.</w:t>
       </w:r>
     </w:p>
     <w:p>
@@ -247,57 +216,35 @@
         <w:spacing w:after="240"/>
       </w:pPr>
       <w:r>
-        <w:t>Figur 1. Fyndplatser för naturvårdsarter i och inom 10 meter från avverkningsanmälan (röd linje). Markörer utan svart kant är placerade på fyndplatsen. Markörer med svart kant är placerade vid sidan av fyndplatsen och har ett svart streck som visar fyndplatsens exakta position. Kartans mittpunktskoordinat är N 6855649, E 573289 i SWEREF 99 TM.</w:t>
+        <w:t>Figur 1. Fyndplatser för naturvårdsarter i och inom 10 meter från avverkningsanmälan. Markörer utan svart kant är placerade på fyndplatsen. Markörer med svart kant är placerade vid sidan av fyndplatsen har ett svart streck som visar fyndplatsens exakta position. Kartans mittpunktskoordinat är N 6855649, E 573289 i SWEREF 99 TM.</w:t>
+      </w:r>
+    </w:p>
+    <w:p>
+      <w:r>
+        <w:t>I och inom 10 meter från avverkningsanmälan finns fynd av 8 naturvårdsarter, varav 2 är rödlistade, 3 är fridlysta, 5 är typiska (T) och 3 är signalarter (S): skogsalm (EN), skogssvingel (NT, T), strutbräken (S, T), tibast (S, T), ögonpyrola (S, T), blåsippa (T, §9), lopplummer (aggregat) (§9) och revlummer (§9). Se Figur 1.</w:t>
+      </w:r>
+    </w:p>
+    <w:p>
+      <w:r>
+        <w:t>Nedan presenteras relevanta utdrag ur standarderna för FSC, Chain of Custody, Controlled Wood och PEFC.</w:t>
+      </w:r>
+    </w:p>
+    <w:p>
+      <w:r>
+        <w:t>Vi förväntar oss att ni återkommer med ett skriftligt svar på vårt klagomål och även beskriver vilka korrigerande åtgärder ni satt in för att rätta till identifierade brister i er efterlevnad av den svenska FSC standarden.</w:t>
       </w:r>
     </w:p>
     <w:p>
       <w:pPr>
-        <w:pStyle w:val="Heading2"/>
+        <w:pStyle w:val="Heading1"/>
       </w:pPr>
       <w:r>
-        <w:t>Fridlysta arter</w:t>
+        <w:t>Naturvårdsarter och fridlysta arter</w:t>
       </w:r>
     </w:p>
     <w:p>
       <w:r>
-        <w:t>Följande fridlysta arter har sina livsmiljöer och växtplatser i den avverkningsanmälda skogen: blåsippa (T, §9), lopplummer (aggregat) (§9) och revlummer (§9).</w:t>
-      </w:r>
-    </w:p>
-    <w:p>
-      <w:r>
-        <w:rPr>
-          <w:b/>
-        </w:rPr>
-        <w:t>Blåsippa (§9)</w:t>
-      </w:r>
-      <w:r>
-        <w:t xml:space="preserve"> är typisk art för </w:t>
-      </w:r>
-      <w:r>
-        <w:rPr>
-          <w:i/>
-        </w:rPr>
-        <w:t>9050 Näringsrik granskog, 9020 Nordlig ädellövskog</w:t>
-      </w:r>
-      <w:r>
-        <w:t xml:space="preserve"> och </w:t>
-      </w:r>
-      <w:r>
-        <w:rPr>
-          <w:i/>
-        </w:rPr>
-        <w:t>8240 Karsthällmarker</w:t>
-      </w:r>
-      <w:r>
-        <w:t xml:space="preserve"> (SLU Artdatabanken, 2025).</w:t>
-      </w:r>
-    </w:p>
-    <w:p>
-      <w:pPr>
-        <w:pStyle w:val="Heading2"/>
-      </w:pPr>
-      <w:r>
-        <w:t>Övriga naturvårdsarter</w:t>
+        <w:t>Nedan följer beskrivningar av de naturvårdsarter och fridlysta arter som har sina livsmiljöer och växtplatser i den avverkningsanmälda skogen. De påträffade naturvårdsarterna är ett tydligt kvitto på att det rör sig om en skog med höga naturvärden.</w:t>
       </w:r>
     </w:p>
     <w:p>
@@ -411,6 +358,35 @@
       </w:r>
       <w:r>
         <w:t xml:space="preserve"> (Nitare &amp; Skogsstyrelsen, 2019; SLU Artdatabanken, 2024).</w:t>
+      </w:r>
+    </w:p>
+    <w:p>
+      <w:r>
+        <w:rPr>
+          <w:b/>
+        </w:rPr>
+        <w:t>Blåsippa (§9)</w:t>
+      </w:r>
+      <w:r>
+        <w:t xml:space="preserve"> är typisk art för </w:t>
+      </w:r>
+      <w:r>
+        <w:rPr>
+          <w:i/>
+        </w:rPr>
+        <w:t>9050 Näringsrik granskog, 9020 Nordlig ädellövskog</w:t>
+      </w:r>
+      <w:r>
+        <w:t xml:space="preserve"> och </w:t>
+      </w:r>
+      <w:r>
+        <w:rPr>
+          <w:i/>
+        </w:rPr>
+        <w:t>8240 Karsthällmarker</w:t>
+      </w:r>
+      <w:r>
+        <w:t xml:space="preserve"> (SLU Artdatabanken, 2025).</w:t>
       </w:r>
     </w:p>
     <w:p>
@@ -818,7 +794,7 @@
     <w:r>
       <w:tab/>
       <w:tab/>
-      <w:t>2026-06-20</w:t>
+      <w:t>2026-06-21</w:t>
       <w:br/>
       <w:br/>
     </w:r>

--- a/klagomål/A 13505-2026 FSC-klagomål.docx
+++ b/klagomål/A 13505-2026 FSC-klagomål.docx
@@ -794,7 +794,7 @@
     <w:r>
       <w:tab/>
       <w:tab/>
-      <w:t>2026-06-21</w:t>
+      <w:t>2026-06-22</w:t>
       <w:br/>
       <w:br/>
     </w:r>

--- a/klagomål/A 13505-2026 FSC-klagomål.docx
+++ b/klagomål/A 13505-2026 FSC-klagomål.docx
@@ -794,7 +794,7 @@
     <w:r>
       <w:tab/>
       <w:tab/>
-      <w:t>2026-06-22</w:t>
+      <w:t>2026-06-23</w:t>
       <w:br/>
       <w:br/>
     </w:r>

--- a/klagomål/A 13505-2026 FSC-klagomål.docx
+++ b/klagomål/A 13505-2026 FSC-klagomål.docx
@@ -794,7 +794,7 @@
     <w:r>
       <w:tab/>
       <w:tab/>
-      <w:t>2026-06-23</w:t>
+      <w:t>2026-06-24</w:t>
       <w:br/>
       <w:br/>
     </w:r>

--- a/klagomål/A 13505-2026 FSC-klagomål.docx
+++ b/klagomål/A 13505-2026 FSC-klagomål.docx
@@ -794,7 +794,7 @@
     <w:r>
       <w:tab/>
       <w:tab/>
-      <w:t>2026-06-24</w:t>
+      <w:t>2026-06-25</w:t>
       <w:br/>
       <w:br/>
     </w:r>

--- a/klagomål/A 13505-2026 FSC-klagomål.docx
+++ b/klagomål/A 13505-2026 FSC-klagomål.docx
@@ -794,7 +794,7 @@
     <w:r>
       <w:tab/>
       <w:tab/>
-      <w:t>2026-06-25</w:t>
+      <w:t>2026-06-26</w:t>
       <w:br/>
       <w:br/>
     </w:r>

--- a/klagomål/A 13505-2026 FSC-klagomål.docx
+++ b/klagomål/A 13505-2026 FSC-klagomål.docx
@@ -794,7 +794,7 @@
     <w:r>
       <w:tab/>
       <w:tab/>
-      <w:t>2026-06-26</w:t>
+      <w:t>2026-06-27</w:t>
       <w:br/>
       <w:br/>
     </w:r>

--- a/klagomål/A 13505-2026 FSC-klagomål.docx
+++ b/klagomål/A 13505-2026 FSC-klagomål.docx
@@ -794,7 +794,7 @@
     <w:r>
       <w:tab/>
       <w:tab/>
-      <w:t>2026-06-27</w:t>
+      <w:t>2026-06-28</w:t>
       <w:br/>
       <w:br/>
     </w:r>

--- a/klagomål/A 13505-2026 FSC-klagomål.docx
+++ b/klagomål/A 13505-2026 FSC-klagomål.docx
@@ -794,7 +794,7 @@
     <w:r>
       <w:tab/>
       <w:tab/>
-      <w:t>2026-06-28</w:t>
+      <w:t>2026-06-29</w:t>
       <w:br/>
       <w:br/>
     </w:r>

--- a/klagomål/A 13505-2026 FSC-klagomål.docx
+++ b/klagomål/A 13505-2026 FSC-klagomål.docx
@@ -794,7 +794,7 @@
     <w:r>
       <w:tab/>
       <w:tab/>
-      <w:t>2026-06-29</w:t>
+      <w:t>2026-06-30</w:t>
       <w:br/>
       <w:br/>
     </w:r>

--- a/klagomål/A 13505-2026 FSC-klagomål.docx
+++ b/klagomål/A 13505-2026 FSC-klagomål.docx
@@ -794,7 +794,7 @@
     <w:r>
       <w:tab/>
       <w:tab/>
-      <w:t>2026-06-30</w:t>
+      <w:t>2026-07-01</w:t>
       <w:br/>
       <w:br/>
     </w:r>

--- a/klagomål/A 13505-2026 FSC-klagomål.docx
+++ b/klagomål/A 13505-2026 FSC-klagomål.docx
@@ -794,7 +794,7 @@
     <w:r>
       <w:tab/>
       <w:tab/>
-      <w:t>2026-07-01</w:t>
+      <w:t>2026-07-02</w:t>
       <w:br/>
       <w:br/>
     </w:r>

--- a/klagomål/A 13505-2026 FSC-klagomål.docx
+++ b/klagomål/A 13505-2026 FSC-klagomål.docx
@@ -794,7 +794,7 @@
     <w:r>
       <w:tab/>
       <w:tab/>
-      <w:t>2026-07-02</w:t>
+      <w:t>2026-07-03</w:t>
       <w:br/>
       <w:br/>
     </w:r>

--- a/klagomål/A 13505-2026 FSC-klagomål.docx
+++ b/klagomål/A 13505-2026 FSC-klagomål.docx
@@ -794,7 +794,7 @@
     <w:r>
       <w:tab/>
       <w:tab/>
-      <w:t>2026-07-13</w:t>
+      <w:t>2026-07-14</w:t>
       <w:br/>
       <w:br/>
     </w:r>

--- a/klagomål/A 13505-2026 FSC-klagomål.docx
+++ b/klagomål/A 13505-2026 FSC-klagomål.docx
@@ -794,7 +794,7 @@
     <w:r>
       <w:tab/>
       <w:tab/>
-      <w:t>2026-07-14</w:t>
+      <w:t>2026-07-15</w:t>
       <w:br/>
       <w:br/>
     </w:r>

--- a/klagomål/A 13505-2026 FSC-klagomål.docx
+++ b/klagomål/A 13505-2026 FSC-klagomål.docx
@@ -794,7 +794,7 @@
     <w:r>
       <w:tab/>
       <w:tab/>
-      <w:t>2026-07-15</w:t>
+      <w:t>2026-07-16</w:t>
       <w:br/>
       <w:br/>
     </w:r>

--- a/klagomål/A 13505-2026 FSC-klagomål.docx
+++ b/klagomål/A 13505-2026 FSC-klagomål.docx
@@ -794,7 +794,7 @@
     <w:r>
       <w:tab/>
       <w:tab/>
-      <w:t>2026-07-16</w:t>
+      <w:t>2026-07-17</w:t>
       <w:br/>
       <w:br/>
     </w:r>

--- a/klagomål/A 13505-2026 FSC-klagomål.docx
+++ b/klagomål/A 13505-2026 FSC-klagomål.docx
@@ -794,7 +794,7 @@
     <w:r>
       <w:tab/>
       <w:tab/>
-      <w:t>2026-07-17</w:t>
+      <w:t>2026-07-18</w:t>
       <w:br/>
       <w:br/>
     </w:r>

--- a/klagomål/A 13505-2026 FSC-klagomål.docx
+++ b/klagomål/A 13505-2026 FSC-klagomål.docx
@@ -794,7 +794,7 @@
     <w:r>
       <w:tab/>
       <w:tab/>
-      <w:t>2026-07-18</w:t>
+      <w:t>2026-07-19</w:t>
       <w:br/>
       <w:br/>
     </w:r>

--- a/klagomål/A 13505-2026 FSC-klagomål.docx
+++ b/klagomål/A 13505-2026 FSC-klagomål.docx
@@ -794,7 +794,7 @@
     <w:r>
       <w:tab/>
       <w:tab/>
-      <w:t>2026-07-19</w:t>
+      <w:t>2026-07-20</w:t>
       <w:br/>
       <w:br/>
     </w:r>

--- a/klagomål/A 13505-2026 FSC-klagomål.docx
+++ b/klagomål/A 13505-2026 FSC-klagomål.docx
@@ -794,7 +794,7 @@
     <w:r>
       <w:tab/>
       <w:tab/>
-      <w:t>2026-07-20</w:t>
+      <w:t>2026-07-21</w:t>
       <w:br/>
       <w:br/>
     </w:r>

--- a/klagomål/A 13505-2026 FSC-klagomål.docx
+++ b/klagomål/A 13505-2026 FSC-klagomål.docx
@@ -794,7 +794,7 @@
     <w:r>
       <w:tab/>
       <w:tab/>
-      <w:t>2026-07-21</w:t>
+      <w:t>2026-07-22</w:t>
       <w:br/>
       <w:br/>
     </w:r>

--- a/klagomål/A 13505-2026 FSC-klagomål.docx
+++ b/klagomål/A 13505-2026 FSC-klagomål.docx
@@ -794,7 +794,7 @@
     <w:r>
       <w:tab/>
       <w:tab/>
-      <w:t>2026-07-22</w:t>
+      <w:t>2026-07-23</w:t>
       <w:br/>
       <w:br/>
     </w:r>

--- a/klagomål/A 13505-2026 FSC-klagomål.docx
+++ b/klagomål/A 13505-2026 FSC-klagomål.docx
@@ -794,7 +794,7 @@
     <w:r>
       <w:tab/>
       <w:tab/>
-      <w:t>2026-07-23</w:t>
+      <w:t>2026-07-24</w:t>
       <w:br/>
       <w:br/>
     </w:r>

--- a/klagomål/A 13505-2026 FSC-klagomål.docx
+++ b/klagomål/A 13505-2026 FSC-klagomål.docx
@@ -216,7 +216,7 @@
         <w:spacing w:after="240"/>
       </w:pPr>
       <w:r>
-        <w:t>Figur 1. Fyndplatser för naturvårdsarter i och inom 10 meter från avverkningsanmälan. Markörer utan svart kant är placerade på fyndplatsen. Markörer med svart kant är placerade vid sidan av fyndplatsen har ett svart streck som visar fyndplatsens exakta position. Kartans mittpunktskoordinat är N 6855649, E 573289 i SWEREF 99 TM.</w:t>
+        <w:t>Figur 1. Fyndplatser för naturvårdsarter i och inom 10 meter från avverkningsanmälan. Markörer utan svart kant är placerade på fyndplatsen. Markörer med svart kant är placerade vid sidan av fyndplatsen och har ett svart streck som visar fyndplatsens exakta position. Kartans mittpunktskoordinat är N 6855649, E 573289 i SWEREF 99 TM.</w:t>
       </w:r>
     </w:p>
     <w:p>
@@ -794,7 +794,7 @@
     <w:r>
       <w:tab/>
       <w:tab/>
-      <w:t>2026-08-14</w:t>
+      <w:t>2026-08-15</w:t>
       <w:br/>
       <w:br/>
     </w:r>

--- a/klagomål/A 13505-2026 FSC-klagomål.docx
+++ b/klagomål/A 13505-2026 FSC-klagomål.docx
@@ -794,7 +794,7 @@
     <w:r>
       <w:tab/>
       <w:tab/>
-      <w:t>2026-08-15</w:t>
+      <w:t>2026-08-16</w:t>
       <w:br/>
       <w:br/>
     </w:r>

--- a/klagomål/A 13505-2026 FSC-klagomål.docx
+++ b/klagomål/A 13505-2026 FSC-klagomål.docx
@@ -794,7 +794,7 @@
     <w:r>
       <w:tab/>
       <w:tab/>
-      <w:t>2026-08-16</w:t>
+      <w:t>2026-08-17</w:t>
       <w:br/>
       <w:br/>
     </w:r>

--- a/klagomål/A 13505-2026 FSC-klagomål.docx
+++ b/klagomål/A 13505-2026 FSC-klagomål.docx
@@ -794,7 +794,7 @@
     <w:r>
       <w:tab/>
       <w:tab/>
-      <w:t>2026-08-17</w:t>
+      <w:t>2026-08-18</w:t>
       <w:br/>
       <w:br/>
     </w:r>

--- a/klagomål/A 13505-2026 FSC-klagomål.docx
+++ b/klagomål/A 13505-2026 FSC-klagomål.docx
@@ -794,7 +794,7 @@
     <w:r>
       <w:tab/>
       <w:tab/>
-      <w:t>2026-08-18</w:t>
+      <w:t>2026-08-19</w:t>
       <w:br/>
       <w:br/>
     </w:r>

--- a/klagomål/A 13505-2026 FSC-klagomål.docx
+++ b/klagomål/A 13505-2026 FSC-klagomål.docx
@@ -794,7 +794,7 @@
     <w:r>
       <w:tab/>
       <w:tab/>
-      <w:t>2026-08-19</w:t>
+      <w:t>2026-08-20</w:t>
       <w:br/>
       <w:br/>
     </w:r>

--- a/klagomål/A 13505-2026 FSC-klagomål.docx
+++ b/klagomål/A 13505-2026 FSC-klagomål.docx
@@ -794,7 +794,7 @@
     <w:r>
       <w:tab/>
       <w:tab/>
-      <w:t>2026-08-20</w:t>
+      <w:t>2026-08-21</w:t>
       <w:br/>
       <w:br/>
     </w:r>

--- a/klagomål/A 13505-2026 FSC-klagomål.docx
+++ b/klagomål/A 13505-2026 FSC-klagomål.docx
@@ -794,7 +794,7 @@
     <w:r>
       <w:tab/>
       <w:tab/>
-      <w:t>2026-08-21</w:t>
+      <w:t>2026-08-22</w:t>
       <w:br/>
       <w:br/>
     </w:r>

--- a/klagomål/A 13505-2026 FSC-klagomål.docx
+++ b/klagomål/A 13505-2026 FSC-klagomål.docx
@@ -794,7 +794,7 @@
     <w:r>
       <w:tab/>
       <w:tab/>
-      <w:t>2026-08-22</w:t>
+      <w:t>2026-08-23</w:t>
       <w:br/>
       <w:br/>
     </w:r>

--- a/klagomål/A 13505-2026 FSC-klagomål.docx
+++ b/klagomål/A 13505-2026 FSC-klagomål.docx
@@ -794,7 +794,7 @@
     <w:r>
       <w:tab/>
       <w:tab/>
-      <w:t>2026-08-23</w:t>
+      <w:t>2026-08-24</w:t>
       <w:br/>
       <w:br/>
     </w:r>

--- a/klagomål/A 13505-2026 FSC-klagomål.docx
+++ b/klagomål/A 13505-2026 FSC-klagomål.docx
@@ -794,7 +794,7 @@
     <w:r>
       <w:tab/>
       <w:tab/>
-      <w:t>2026-08-24</w:t>
+      <w:t>2026-08-25</w:t>
       <w:br/>
       <w:br/>
     </w:r>

--- a/klagomål/A 13505-2026 FSC-klagomål.docx
+++ b/klagomål/A 13505-2026 FSC-klagomål.docx
@@ -794,7 +794,7 @@
     <w:r>
       <w:tab/>
       <w:tab/>
-      <w:t>2026-08-25</w:t>
+      <w:t>2026-08-26</w:t>
       <w:br/>
       <w:br/>
     </w:r>

--- a/klagomål/A 13505-2026 FSC-klagomål.docx
+++ b/klagomål/A 13505-2026 FSC-klagomål.docx
@@ -794,7 +794,7 @@
     <w:r>
       <w:tab/>
       <w:tab/>
-      <w:t>2026-08-26</w:t>
+      <w:t>2026-08-27</w:t>
       <w:br/>
       <w:br/>
     </w:r>

--- a/klagomål/A 13505-2026 FSC-klagomål.docx
+++ b/klagomål/A 13505-2026 FSC-klagomål.docx
@@ -794,7 +794,7 @@
     <w:r>
       <w:tab/>
       <w:tab/>
-      <w:t>2026-08-27</w:t>
+      <w:t>2026-08-28</w:t>
       <w:br/>
       <w:br/>
     </w:r>

--- a/klagomål/A 13505-2026 FSC-klagomål.docx
+++ b/klagomål/A 13505-2026 FSC-klagomål.docx
@@ -794,7 +794,7 @@
     <w:r>
       <w:tab/>
       <w:tab/>
-      <w:t>2026-08-28</w:t>
+      <w:t>2026-08-29</w:t>
       <w:br/>
       <w:br/>
     </w:r>

--- a/klagomål/A 13505-2026 FSC-klagomål.docx
+++ b/klagomål/A 13505-2026 FSC-klagomål.docx
@@ -794,7 +794,7 @@
     <w:r>
       <w:tab/>
       <w:tab/>
-      <w:t>2026-08-29</w:t>
+      <w:t>2026-08-31</w:t>
       <w:br/>
       <w:br/>
     </w:r>

--- a/klagomål/A 13505-2026 FSC-klagomål.docx
+++ b/klagomål/A 13505-2026 FSC-klagomål.docx
@@ -794,7 +794,7 @@
     <w:r>
       <w:tab/>
       <w:tab/>
-      <w:t>2026-08-31</w:t>
+      <w:t>2026-09-01</w:t>
       <w:br/>
       <w:br/>
     </w:r>

--- a/klagomål/A 13505-2026 FSC-klagomål.docx
+++ b/klagomål/A 13505-2026 FSC-klagomål.docx
@@ -794,7 +794,7 @@
     <w:r>
       <w:tab/>
       <w:tab/>
-      <w:t>2026-09-01</w:t>
+      <w:t>2026-09-02</w:t>
       <w:br/>
       <w:br/>
     </w:r>

--- a/klagomål/A 13505-2026 FSC-klagomål.docx
+++ b/klagomål/A 13505-2026 FSC-klagomål.docx
@@ -794,7 +794,7 @@
     <w:r>
       <w:tab/>
       <w:tab/>
-      <w:t>2026-09-02</w:t>
+      <w:t>2026-09-03</w:t>
       <w:br/>
       <w:br/>
     </w:r>

--- a/klagomål/A 13505-2026 FSC-klagomål.docx
+++ b/klagomål/A 13505-2026 FSC-klagomål.docx
@@ -794,7 +794,7 @@
     <w:r>
       <w:tab/>
       <w:tab/>
-      <w:t>2026-09-03</w:t>
+      <w:t>2026-09-04</w:t>
       <w:br/>
       <w:br/>
     </w:r>

--- a/klagomål/A 13505-2026 FSC-klagomål.docx
+++ b/klagomål/A 13505-2026 FSC-klagomål.docx
@@ -794,7 +794,7 @@
     <w:r>
       <w:tab/>
       <w:tab/>
-      <w:t>2026-09-04</w:t>
+      <w:t>2026-09-05</w:t>
       <w:br/>
       <w:br/>
     </w:r>

--- a/klagomål/A 13505-2026 FSC-klagomål.docx
+++ b/klagomål/A 13505-2026 FSC-klagomål.docx
@@ -794,7 +794,7 @@
     <w:r>
       <w:tab/>
       <w:tab/>
-      <w:t>2026-09-05</w:t>
+      <w:t>2026-09-06</w:t>
       <w:br/>
       <w:br/>
     </w:r>

--- a/klagomål/A 13505-2026 FSC-klagomål.docx
+++ b/klagomål/A 13505-2026 FSC-klagomål.docx
@@ -794,7 +794,7 @@
     <w:r>
       <w:tab/>
       <w:tab/>
-      <w:t>2026-09-06</w:t>
+      <w:t>2026-09-07</w:t>
       <w:br/>
       <w:br/>
     </w:r>

--- a/klagomål/A 13505-2026 FSC-klagomål.docx
+++ b/klagomål/A 13505-2026 FSC-klagomål.docx
@@ -794,7 +794,7 @@
     <w:r>
       <w:tab/>
       <w:tab/>
-      <w:t>2026-09-07</w:t>
+      <w:t>2026-09-08</w:t>
       <w:br/>
       <w:br/>
     </w:r>

--- a/klagomål/A 13505-2026 FSC-klagomål.docx
+++ b/klagomål/A 13505-2026 FSC-klagomål.docx
@@ -794,7 +794,7 @@
     <w:r>
       <w:tab/>
       <w:tab/>
-      <w:t>2026-09-08</w:t>
+      <w:t>2026-09-09</w:t>
       <w:br/>
       <w:br/>
     </w:r>

--- a/klagomål/A 13505-2026 FSC-klagomål.docx
+++ b/klagomål/A 13505-2026 FSC-klagomål.docx
@@ -794,7 +794,7 @@
     <w:r>
       <w:tab/>
       <w:tab/>
-      <w:t>2026-09-09</w:t>
+      <w:t>2026-09-10</w:t>
       <w:br/>
       <w:br/>
     </w:r>

--- a/klagomål/A 13505-2026 FSC-klagomål.docx
+++ b/klagomål/A 13505-2026 FSC-klagomål.docx
@@ -794,7 +794,7 @@
     <w:r>
       <w:tab/>
       <w:tab/>
-      <w:t>2026-09-10</w:t>
+      <w:t>2026-09-11</w:t>
       <w:br/>
       <w:br/>
     </w:r>

--- a/klagomål/A 13505-2026 FSC-klagomål.docx
+++ b/klagomål/A 13505-2026 FSC-klagomål.docx
@@ -794,7 +794,7 @@
     <w:r>
       <w:tab/>
       <w:tab/>
-      <w:t>2026-09-11</w:t>
+      <w:t>2026-09-12</w:t>
       <w:br/>
       <w:br/>
     </w:r>
